--- a/Kim11-3-3-Mikroplastikler.docx
+++ b/Kim11-3-3-Mikroplastikler.docx
@@ -72,7 +72,7 @@
                 <w:rFonts w:ascii="Times New Roman" w:hAnsi="Times New Roman" w:cs="Times New Roman"/>
                 <w:lang w:val="tr-TR"/>
               </w:rPr>
-              <w:t xml:space="preserve">GÖRSEL ALANI (Shutterstock’tan seçilecek)</w:t>
+              <w:t xml:space="preserve">GÖRSEL ALANI (Shutterstock)</w:t>
             </w:r>
           </w:p>
           <w:p>
@@ -104,23 +104,7 @@
                 <w:rFonts w:ascii="Times New Roman" w:hAnsi="Times New Roman" w:cs="Times New Roman"/>
                 <w:lang w:val="tr-TR"/>
               </w:rPr>
-              <w:t xml:space="preserve">Shutterstock arama: “disposable surgical face mask close up”</w:t>
-            </w:r>
-          </w:p>
-          <w:p>
-            <w:pPr>
-              <w:jc w:val="both"/>
-              <w:rPr>
-                <w:rFonts w:ascii="Times New Roman" w:hAnsi="Times New Roman" w:cs="Times New Roman"/>
-                <w:lang w:val="tr-TR"/>
-              </w:rPr>
-            </w:pPr>
-            <w:r>
-              <w:rPr>
-                <w:rFonts w:ascii="Times New Roman" w:hAnsi="Times New Roman" w:cs="Times New Roman"/>
-                <w:lang w:val="tr-TR"/>
-              </w:rPr>
-              <w:t xml:space="preserve">Shutter ID: ……………</w:t>
+              <w:t xml:space="preserve">Shutter ID: 2789732169 (fotoğraf) — Stacked blue disposable surgical face masks</w:t>
             </w:r>
           </w:p>
         </w:tc>
@@ -193,7 +177,7 @@
                 <w:rFonts w:ascii="Times New Roman" w:hAnsi="Times New Roman" w:cs="Times New Roman"/>
                 <w:lang w:val="tr-TR"/>
               </w:rPr>
-              <w:t xml:space="preserve">GÖRSEL ALANI (Shutterstock’tan seçilecek)</w:t>
+              <w:t xml:space="preserve">GÖRSEL ALANI (Shutterstock)</w:t>
             </w:r>
           </w:p>
           <w:p>
@@ -225,23 +209,7 @@
                 <w:rFonts w:ascii="Times New Roman" w:hAnsi="Times New Roman" w:cs="Times New Roman"/>
                 <w:lang w:val="tr-TR"/>
               </w:rPr>
-              <w:t xml:space="preserve">Shutterstock arama: “discarded face mask beach pollution”</w:t>
-            </w:r>
-          </w:p>
-          <w:p>
-            <w:pPr>
-              <w:jc w:val="both"/>
-              <w:rPr>
-                <w:rFonts w:ascii="Times New Roman" w:hAnsi="Times New Roman" w:cs="Times New Roman"/>
-                <w:lang w:val="tr-TR"/>
-              </w:rPr>
-            </w:pPr>
-            <w:r>
-              <w:rPr>
-                <w:rFonts w:ascii="Times New Roman" w:hAnsi="Times New Roman" w:cs="Times New Roman"/>
-                <w:lang w:val="tr-TR"/>
-              </w:rPr>
-              <w:t xml:space="preserve">Shutter ID: ……………</w:t>
+              <w:t xml:space="preserve">Shutter ID: 2043394475 (fotoğraf) — Discarded single-use face mask on beach</w:t>
             </w:r>
           </w:p>
         </w:tc>
@@ -1682,7 +1650,7 @@
                 <w:rFonts w:ascii="Times New Roman" w:hAnsi="Times New Roman" w:cs="Times New Roman"/>
                 <w:lang w:val="tr-TR"/>
               </w:rPr>
-              <w:t xml:space="preserve">GÖRSEL ALANI (Shutterstock’tan seçilecek)</w:t>
+              <w:t xml:space="preserve">GÖRSEL ALANI (Shutterstock)</w:t>
             </w:r>
           </w:p>
           <w:p>
@@ -1714,23 +1682,7 @@
                 <w:rFonts w:ascii="Times New Roman" w:hAnsi="Times New Roman" w:cs="Times New Roman"/>
                 <w:lang w:val="tr-TR"/>
               </w:rPr>
-              <w:t xml:space="preserve">Shutterstock arama: “microplastics on finger close up”</w:t>
-            </w:r>
-          </w:p>
-          <w:p>
-            <w:pPr>
-              <w:jc w:val="both"/>
-              <w:rPr>
-                <w:rFonts w:ascii="Times New Roman" w:hAnsi="Times New Roman" w:cs="Times New Roman"/>
-                <w:lang w:val="tr-TR"/>
-              </w:rPr>
-            </w:pPr>
-            <w:r>
-              <w:rPr>
-                <w:rFonts w:ascii="Times New Roman" w:hAnsi="Times New Roman" w:cs="Times New Roman"/>
-                <w:lang w:val="tr-TR"/>
-              </w:rPr>
-              <w:t xml:space="preserve">Shutter ID: ……………</w:t>
+              <w:t xml:space="preserve">Shutter ID: 2172891977 (fotoğraf) — Micro plastic particles on a human finger</w:t>
             </w:r>
           </w:p>
         </w:tc>

--- a/Kim11-3-3-Mikroplastikler.docx
+++ b/Kim11-3-3-Mikroplastikler.docx
@@ -1534,7 +1534,22 @@
           <w:rFonts w:ascii="Times New Roman" w:hAnsi="Times New Roman" w:cs="Times New Roman"/>
           <w:lang w:val="tr-TR"/>
         </w:rPr>
-        <w:t xml:space="preserve">Plastikler, monomer adı verilen küçük moleküllerin birbirine bağlanmasıyla oluşan polimerlerdir. Hafif, dayanıklı, ucuz ve kolay şekil verilebilir olmaları nedeniyle ambalajdan tekstile, tıbbi malzemelerden otomotiv sanayisine kadar birçok alanda kullanılır. Ancak plastiklerin büyük bir kısmı doğada yüzlerce yıl bozunmadan kalabilir. Doğaya atılan plastikler güneşin morötesi ışınları, dalga ve rüzgâr gibi fiziksel etkiler ve sıcaklık değişimleri sonucunda parçalanarak küçülür. Boyutu 5 mm’den küçük plastik parçacıklara </w:t>
+        <w:t xml:space="preserve">Plastikler, monomer adı verilen küçük moleküllerin birbirine bağlanmasıyla oluşan polimerlerdir. Hafif, dayanıklı, ucuz ve kolay şekil verilebilir olmaları nedeniyle ambalajdan tekstile, tıbbi malzemelerden otomotiv sanayisine kadar birçok alanda kullanılır. Ancak plastiklerin büyük bir kısmı doğada yüzlerce yıl bozunmadan kalabilir. Doğaya atılan plastikler güneşin morötesi ışınları, dalga ve rüzgâr gibi fiziksel etkiler ve sıcaklık değişimleri sonucunda parçalanarak küçülür. Boyutu 5 mm’den küçük, 1 mikrometreden (1 µm = 10</w:t>
+      </w:r>
+      <w:r>
+        <w:rPr>
+          <w:rFonts w:ascii="Times New Roman" w:hAnsi="Times New Roman" w:cs="Times New Roman"/>
+          <w:vertAlign w:val="superscript"/>
+          <w:lang w:val="tr-TR"/>
+        </w:rPr>
+        <w:t xml:space="preserve">-6</w:t>
+      </w:r>
+      <w:r>
+        <w:rPr>
+          <w:rFonts w:ascii="Times New Roman" w:hAnsi="Times New Roman" w:cs="Times New Roman"/>
+          <w:lang w:val="tr-TR"/>
+        </w:rPr>
+        <w:t xml:space="preserve"> m = 1000 nm) büyük plastik parçacıklara </w:t>
       </w:r>
       <w:r>
         <w:rPr>
@@ -1550,7 +1565,7 @@
           <w:rFonts w:ascii="Times New Roman" w:hAnsi="Times New Roman" w:cs="Times New Roman"/>
           <w:lang w:val="tr-TR"/>
         </w:rPr>
-        <w:t xml:space="preserve"> denir. Daha da küçülerek genellikle 1 mikrometrenin (1 µm = 1000 nm) altına inen plastik parçacıklar ise </w:t>
+        <w:t xml:space="preserve"> denir. Daha da küçülerek genellikle 100 nm’nin altına inen plastik parçacıklar ise </w:t>
       </w:r>
       <w:r>
         <w:rPr>
@@ -1566,7 +1581,7 @@
           <w:rFonts w:ascii="Times New Roman" w:hAnsi="Times New Roman" w:cs="Times New Roman"/>
           <w:lang w:val="tr-TR"/>
         </w:rPr>
-        <w:t xml:space="preserve"> olarak adlandırılır. Nanoplastik için kullanılan üst sınır kaynaklara göre farklılık gösterebilir.</w:t>
+        <w:t xml:space="preserve"> olarak adlandırılır. Bazı bilimsel kaynaklar 1 µm’den küçük tüm plastik parçacıkları nanoplastik olarak sınıflandırdığından nanoplastik için kullanılan üst sınır kaynaklara göre farklılık gösterebilir.</w:t>
       </w:r>
     </w:p>
     <w:p>
@@ -1598,7 +1613,7 @@
           <w:rFonts w:ascii="Times New Roman" w:hAnsi="Times New Roman" w:cs="Times New Roman"/>
           <w:lang w:val="tr-TR"/>
         </w:rPr>
-        <w:t xml:space="preserve">, ürünlere bilerek küçük boyutta eklenen plastik parçacıklardır (bazı kozmetik ve temizlik ürünlerindeki mikroboncuklar gibi). </w:t>
+        <w:t xml:space="preserve">, doğrudan küçük boyutta üretilen ya da ürünlerin kullanımı sırasında küçük parçacıklar hâlinde çevreye salınan plastiklerdir. Bazı kozmetik ve temizlik ürünlerindeki mikroboncuklar, plastik üretiminde ham madde olarak kullanılan küçük plastik granüller ve sentetik kumaşların yıkanması sırasında kopan lifler (mikrofiberler) birincil mikroplastiklere örnektir. </w:t>
       </w:r>
       <w:r>
         <w:rPr>
@@ -1614,7 +1629,7 @@
           <w:rFonts w:ascii="Times New Roman" w:hAnsi="Times New Roman" w:cs="Times New Roman"/>
           <w:lang w:val="tr-TR"/>
         </w:rPr>
-        <w:t xml:space="preserve"> ise büyük plastik atıkların parçalanmasıyla oluşur. Sentetik kumaşların yıkanması sırasında kopan lifler, araç lastiklerinin aşınması, plastik ambalaj ve tek kullanımlık ürünlerin parçalanması önemli mikroplastik kaynaklarıdır.</w:t>
+        <w:t xml:space="preserve"> ise plastik şişe, poşet, ambalaj, balık ağı ve maske gibi büyük plastik atıkların doğada parçalanmasıyla oluşur. Nanoplastikler çoğunlukla mikroplastiklerin zamanla daha da ufalanmasıyla ortaya çıkar. Araç lastiklerinin yolda aşınması da önemli bir mikroplastik kaynağıdır.</w:t>
       </w:r>
     </w:p>
     <w:tbl>
@@ -1735,7 +1750,7 @@
           <w:rFonts w:ascii="Times New Roman" w:hAnsi="Times New Roman" w:cs="Times New Roman"/>
           <w:lang w:val="tr-TR"/>
         </w:rPr>
-        <w:t xml:space="preserve">Mikroplastik ve nanoplastikler deniz ve tatlı sulardan toprağa, havadan içme suyuna kadar pek çok ortamda tespit edilmiştir. Su canlıları tarafından besin sanılarak yutulan mikroplastikler besin zinciri yoluyla insanlara kadar ulaşabilir. Plastik parçacıkların yüzeyi, sudaki bazı zararlı kimyasalları ve mikroorganizmaları tutabilir. Ayrıca plastiklerin yapısına katılan bazı katkı maddeleri parçacıklardan çevreye geçebilir. Nanoplastiklerin çok küçük boyutları nedeniyle hücre zarlarından geçebilme olasılığı bulunmaktadır. Mikroplastik ve nanoplastiklerin insan sağlığına uzun süreli etkilerine ilişkin araştırmalar sürmektedir.</w:t>
+        <w:t xml:space="preserve">Mikroplastik ve nanoplastikler deniz ve tatlı sulardan toprağa, havadan içme suyuna kadar pek çok ortamda tespit edilmiştir. Su canlıları tarafından besin sanılarak yutulan mikroplastikler besin zinciri yoluyla insanlara kadar ulaşabilir. Planktonla beslenen küçük balıkları yiyen büyük balıklar çok sayıda küçük balık tükettiğinden, besin zincirinin üst basamaklarındaki canlılarda plastik parçacıklar ve taşıdıkları kimyasallar daha fazla birikebilir. Topraktaki mikroplastikler toprağın yapısını ve topraktaki faydalı mikroorganizmaları olumsuz etkileyebilir; kirli sularla sulanan bitkilerin kökleri çok küçük parçacıkları alabilir. Plastik parçacıkların yüzeyi, sudaki bazı zararlı kimyasalları ve mikroorganizmaları tutabilir. Ayrıca plastiklerin yapısına katılan bazı katkı maddeleri parçacıklardan çevreye geçebilir. Nanoplastiklerin çok küçük boyutları nedeniyle hücre zarlarından geçebilme olasılığı bulunmaktadır. Mikroplastik ve nanoplastiklerin insan sağlığına uzun süreli etkilerine ilişkin araştırmalar sürmektedir.</w:t>
       </w:r>
     </w:p>
     <w:p>
@@ -1767,6 +1782,610 @@
           <w:rFonts w:ascii="Times New Roman" w:hAnsi="Times New Roman" w:cs="Times New Roman"/>
           <w:lang w:val="tr-TR"/>
         </w:rPr>
+        <w:t xml:space="preserve">Mikroplastik ve nanoplastiklerin farklı alanlara olası etkileri Tablo A’da örneklerle özetlenmiştir.</w:t>
+      </w:r>
+    </w:p>
+    <w:p>
+      <w:pPr>
+        <w:jc w:val="center"/>
+        <w:rPr>
+          <w:rFonts w:ascii="Times New Roman" w:hAnsi="Times New Roman" w:cs="Times New Roman"/>
+          <w:lang w:val="tr-TR"/>
+        </w:rPr>
+      </w:pPr>
+      <w:r>
+        <w:rPr>
+          <w:rFonts w:ascii="Times New Roman" w:hAnsi="Times New Roman" w:cs="Times New Roman"/>
+          <w:b/>
+          <w:bCs/>
+          <w:lang w:val="tr-TR"/>
+        </w:rPr>
+        <w:t xml:space="preserve">Tablo A:</w:t>
+      </w:r>
+      <w:r>
+        <w:rPr>
+          <w:rFonts w:ascii="Times New Roman" w:hAnsi="Times New Roman" w:cs="Times New Roman"/>
+          <w:lang w:val="tr-TR"/>
+        </w:rPr>
+        <w:t xml:space="preserve"> Mikroplastik ve nanoplastiklerin bazı alanlara olası etkileri</w:t>
+      </w:r>
+    </w:p>
+    <w:tbl>
+      <w:tblPr>
+        <w:tblW w:w="9000" w:type="dxa"/>
+        <w:jc w:val="center"/>
+        <w:tblBorders>
+          <w:top w:val="single" w:sz="4" w:space="0" w:color="auto"/>
+          <w:left w:val="single" w:sz="4" w:space="0" w:color="auto"/>
+          <w:bottom w:val="single" w:sz="4" w:space="0" w:color="auto"/>
+          <w:right w:val="single" w:sz="4" w:space="0" w:color="auto"/>
+          <w:insideH w:val="single" w:sz="4" w:space="0" w:color="auto"/>
+          <w:insideV w:val="single" w:sz="4" w:space="0" w:color="auto"/>
+        </w:tblBorders>
+        <w:tblLayout w:type="fixed"/>
+        <w:tblLook w:val="04A0"/>
+      </w:tblPr>
+      <w:tblGrid>
+        <w:gridCol w:w="1900"/>
+        <w:gridCol w:w="3550"/>
+        <w:gridCol w:w="3550"/>
+      </w:tblGrid>
+      <w:tr>
+        <w:tc>
+          <w:tcPr>
+            <w:tcW w:w="1900" w:type="dxa"/>
+            <w:shd w:val="clear" w:color="auto" w:fill="D9E2F3"/>
+            <w:vAlign w:val="center"/>
+          </w:tcPr>
+          <w:p>
+            <w:pPr>
+              <w:jc w:val="left"/>
+              <w:rPr>
+                <w:rFonts w:ascii="Times New Roman" w:hAnsi="Times New Roman" w:cs="Times New Roman"/>
+                <w:b/>
+                <w:bCs/>
+                <w:lang w:val="tr-TR"/>
+              </w:rPr>
+            </w:pPr>
+            <w:r>
+              <w:rPr>
+                <w:rFonts w:ascii="Times New Roman" w:hAnsi="Times New Roman" w:cs="Times New Roman"/>
+                <w:b/>
+                <w:bCs/>
+                <w:sz w:val="20"/>
+                <w:szCs w:val="20"/>
+                <w:lang w:val="tr-TR"/>
+              </w:rPr>
+              <w:t xml:space="preserve">Alan</w:t>
+            </w:r>
+          </w:p>
+        </w:tc>
+        <w:tc>
+          <w:tcPr>
+            <w:tcW w:w="3550" w:type="dxa"/>
+            <w:shd w:val="clear" w:color="auto" w:fill="D9E2F3"/>
+            <w:vAlign w:val="center"/>
+          </w:tcPr>
+          <w:p>
+            <w:pPr>
+              <w:jc w:val="left"/>
+              <w:rPr>
+                <w:rFonts w:ascii="Times New Roman" w:hAnsi="Times New Roman" w:cs="Times New Roman"/>
+                <w:b/>
+                <w:bCs/>
+                <w:lang w:val="tr-TR"/>
+              </w:rPr>
+            </w:pPr>
+            <w:r>
+              <w:rPr>
+                <w:rFonts w:ascii="Times New Roman" w:hAnsi="Times New Roman" w:cs="Times New Roman"/>
+                <w:b/>
+                <w:bCs/>
+                <w:sz w:val="20"/>
+                <w:szCs w:val="20"/>
+                <w:lang w:val="tr-TR"/>
+              </w:rPr>
+              <w:t xml:space="preserve">Olası fayda (kontrollü kullanım)</w:t>
+            </w:r>
+          </w:p>
+        </w:tc>
+        <w:tc>
+          <w:tcPr>
+            <w:tcW w:w="3550" w:type="dxa"/>
+            <w:shd w:val="clear" w:color="auto" w:fill="D9E2F3"/>
+            <w:vAlign w:val="center"/>
+          </w:tcPr>
+          <w:p>
+            <w:pPr>
+              <w:jc w:val="left"/>
+              <w:rPr>
+                <w:rFonts w:ascii="Times New Roman" w:hAnsi="Times New Roman" w:cs="Times New Roman"/>
+                <w:b/>
+                <w:bCs/>
+                <w:lang w:val="tr-TR"/>
+              </w:rPr>
+            </w:pPr>
+            <w:r>
+              <w:rPr>
+                <w:rFonts w:ascii="Times New Roman" w:hAnsi="Times New Roman" w:cs="Times New Roman"/>
+                <w:b/>
+                <w:bCs/>
+                <w:sz w:val="20"/>
+                <w:szCs w:val="20"/>
+                <w:lang w:val="tr-TR"/>
+              </w:rPr>
+              <w:t xml:space="preserve">Olası olumsuz etki (kontrolsüz yayılım)</w:t>
+            </w:r>
+          </w:p>
+        </w:tc>
+      </w:tr>
+      <w:tr>
+        <w:tc>
+          <w:tcPr>
+            <w:tcW w:w="1900" w:type="dxa"/>
+            <w:vAlign w:val="center"/>
+          </w:tcPr>
+          <w:p>
+            <w:pPr>
+              <w:jc w:val="left"/>
+              <w:rPr>
+                <w:rFonts w:ascii="Times New Roman" w:hAnsi="Times New Roman" w:cs="Times New Roman"/>
+                <w:lang w:val="tr-TR"/>
+              </w:rPr>
+            </w:pPr>
+            <w:r>
+              <w:rPr>
+                <w:rFonts w:ascii="Times New Roman" w:hAnsi="Times New Roman" w:cs="Times New Roman"/>
+                <w:sz w:val="20"/>
+                <w:szCs w:val="20"/>
+                <w:lang w:val="tr-TR"/>
+              </w:rPr>
+              <w:t xml:space="preserve">Sağlık</w:t>
+            </w:r>
+          </w:p>
+        </w:tc>
+        <w:tc>
+          <w:tcPr>
+            <w:tcW w:w="3550" w:type="dxa"/>
+            <w:vAlign w:val="center"/>
+          </w:tcPr>
+          <w:p>
+            <w:pPr>
+              <w:jc w:val="left"/>
+              <w:rPr>
+                <w:rFonts w:ascii="Times New Roman" w:hAnsi="Times New Roman" w:cs="Times New Roman"/>
+                <w:lang w:val="tr-TR"/>
+              </w:rPr>
+            </w:pPr>
+            <w:r>
+              <w:rPr>
+                <w:rFonts w:ascii="Times New Roman" w:hAnsi="Times New Roman" w:cs="Times New Roman"/>
+                <w:sz w:val="20"/>
+                <w:szCs w:val="20"/>
+                <w:lang w:val="tr-TR"/>
+              </w:rPr>
+              <w:t xml:space="preserve">Polimer nanoparçacıklarla ilacın hedef hücreye taşınması</w:t>
+            </w:r>
+          </w:p>
+        </w:tc>
+        <w:tc>
+          <w:tcPr>
+            <w:tcW w:w="3550" w:type="dxa"/>
+            <w:vAlign w:val="center"/>
+          </w:tcPr>
+          <w:p>
+            <w:pPr>
+              <w:jc w:val="left"/>
+              <w:rPr>
+                <w:rFonts w:ascii="Times New Roman" w:hAnsi="Times New Roman" w:cs="Times New Roman"/>
+                <w:lang w:val="tr-TR"/>
+              </w:rPr>
+            </w:pPr>
+            <w:r>
+              <w:rPr>
+                <w:rFonts w:ascii="Times New Roman" w:hAnsi="Times New Roman" w:cs="Times New Roman"/>
+                <w:sz w:val="20"/>
+                <w:szCs w:val="20"/>
+                <w:lang w:val="tr-TR"/>
+              </w:rPr>
+              <w:t xml:space="preserve">Solunum, sindirim ve deri yoluyla vücuda girme; dokularda birikme olasılığı</w:t>
+            </w:r>
+          </w:p>
+        </w:tc>
+      </w:tr>
+      <w:tr>
+        <w:tc>
+          <w:tcPr>
+            <w:tcW w:w="1900" w:type="dxa"/>
+            <w:vAlign w:val="center"/>
+          </w:tcPr>
+          <w:p>
+            <w:pPr>
+              <w:jc w:val="left"/>
+              <w:rPr>
+                <w:rFonts w:ascii="Times New Roman" w:hAnsi="Times New Roman" w:cs="Times New Roman"/>
+                <w:lang w:val="tr-TR"/>
+              </w:rPr>
+            </w:pPr>
+            <w:r>
+              <w:rPr>
+                <w:rFonts w:ascii="Times New Roman" w:hAnsi="Times New Roman" w:cs="Times New Roman"/>
+                <w:sz w:val="20"/>
+                <w:szCs w:val="20"/>
+                <w:lang w:val="tr-TR"/>
+              </w:rPr>
+              <w:t xml:space="preserve">Çevre</w:t>
+            </w:r>
+          </w:p>
+        </w:tc>
+        <w:tc>
+          <w:tcPr>
+            <w:tcW w:w="3550" w:type="dxa"/>
+            <w:vAlign w:val="center"/>
+          </w:tcPr>
+          <w:p>
+            <w:pPr>
+              <w:jc w:val="left"/>
+              <w:rPr>
+                <w:rFonts w:ascii="Times New Roman" w:hAnsi="Times New Roman" w:cs="Times New Roman"/>
+                <w:lang w:val="tr-TR"/>
+              </w:rPr>
+            </w:pPr>
+            <w:r>
+              <w:rPr>
+                <w:rFonts w:ascii="Times New Roman" w:hAnsi="Times New Roman" w:cs="Times New Roman"/>
+                <w:sz w:val="20"/>
+                <w:szCs w:val="20"/>
+                <w:lang w:val="tr-TR"/>
+              </w:rPr>
+              <w:t xml:space="preserve">Hafif plastik parçaların araçlarda yakıt tüketimini azaltması; geri dönüştürülebilen plastikler</w:t>
+            </w:r>
+          </w:p>
+        </w:tc>
+        <w:tc>
+          <w:tcPr>
+            <w:tcW w:w="3550" w:type="dxa"/>
+            <w:vAlign w:val="center"/>
+          </w:tcPr>
+          <w:p>
+            <w:pPr>
+              <w:jc w:val="left"/>
+              <w:rPr>
+                <w:rFonts w:ascii="Times New Roman" w:hAnsi="Times New Roman" w:cs="Times New Roman"/>
+                <w:lang w:val="tr-TR"/>
+              </w:rPr>
+            </w:pPr>
+            <w:r>
+              <w:rPr>
+                <w:rFonts w:ascii="Times New Roman" w:hAnsi="Times New Roman" w:cs="Times New Roman"/>
+                <w:sz w:val="20"/>
+                <w:szCs w:val="20"/>
+                <w:lang w:val="tr-TR"/>
+              </w:rPr>
+              <w:t xml:space="preserve">Su ve toprak kirliliği; canlıların yutması; besin zincirinde birikme</w:t>
+            </w:r>
+          </w:p>
+        </w:tc>
+      </w:tr>
+      <w:tr>
+        <w:tc>
+          <w:tcPr>
+            <w:tcW w:w="1900" w:type="dxa"/>
+            <w:vAlign w:val="center"/>
+          </w:tcPr>
+          <w:p>
+            <w:pPr>
+              <w:jc w:val="left"/>
+              <w:rPr>
+                <w:rFonts w:ascii="Times New Roman" w:hAnsi="Times New Roman" w:cs="Times New Roman"/>
+                <w:lang w:val="tr-TR"/>
+              </w:rPr>
+            </w:pPr>
+            <w:r>
+              <w:rPr>
+                <w:rFonts w:ascii="Times New Roman" w:hAnsi="Times New Roman" w:cs="Times New Roman"/>
+                <w:sz w:val="20"/>
+                <w:szCs w:val="20"/>
+                <w:lang w:val="tr-TR"/>
+              </w:rPr>
+              <w:t xml:space="preserve">Gıda</w:t>
+            </w:r>
+          </w:p>
+        </w:tc>
+        <w:tc>
+          <w:tcPr>
+            <w:tcW w:w="3550" w:type="dxa"/>
+            <w:vAlign w:val="center"/>
+          </w:tcPr>
+          <w:p>
+            <w:pPr>
+              <w:jc w:val="left"/>
+              <w:rPr>
+                <w:rFonts w:ascii="Times New Roman" w:hAnsi="Times New Roman" w:cs="Times New Roman"/>
+                <w:lang w:val="tr-TR"/>
+              </w:rPr>
+            </w:pPr>
+            <w:r>
+              <w:rPr>
+                <w:rFonts w:ascii="Times New Roman" w:hAnsi="Times New Roman" w:cs="Times New Roman"/>
+                <w:sz w:val="20"/>
+                <w:szCs w:val="20"/>
+                <w:lang w:val="tr-TR"/>
+              </w:rPr>
+              <w:t xml:space="preserve">Plastik ambalajların gıdayı koruyarak israfı azaltması</w:t>
+            </w:r>
+          </w:p>
+        </w:tc>
+        <w:tc>
+          <w:tcPr>
+            <w:tcW w:w="3550" w:type="dxa"/>
+            <w:vAlign w:val="center"/>
+          </w:tcPr>
+          <w:p>
+            <w:pPr>
+              <w:jc w:val="left"/>
+              <w:rPr>
+                <w:rFonts w:ascii="Times New Roman" w:hAnsi="Times New Roman" w:cs="Times New Roman"/>
+                <w:lang w:val="tr-TR"/>
+              </w:rPr>
+            </w:pPr>
+            <w:r>
+              <w:rPr>
+                <w:rFonts w:ascii="Times New Roman" w:hAnsi="Times New Roman" w:cs="Times New Roman"/>
+                <w:sz w:val="20"/>
+                <w:szCs w:val="20"/>
+                <w:lang w:val="tr-TR"/>
+              </w:rPr>
+              <w:t xml:space="preserve">Deniz ürünleri, tuz, içme suyu ve tarım ürünleri yoluyla vücuda alınma</w:t>
+            </w:r>
+          </w:p>
+        </w:tc>
+      </w:tr>
+      <w:tr>
+        <w:tc>
+          <w:tcPr>
+            <w:tcW w:w="1900" w:type="dxa"/>
+            <w:vAlign w:val="center"/>
+          </w:tcPr>
+          <w:p>
+            <w:pPr>
+              <w:jc w:val="left"/>
+              <w:rPr>
+                <w:rFonts w:ascii="Times New Roman" w:hAnsi="Times New Roman" w:cs="Times New Roman"/>
+                <w:lang w:val="tr-TR"/>
+              </w:rPr>
+            </w:pPr>
+            <w:r>
+              <w:rPr>
+                <w:rFonts w:ascii="Times New Roman" w:hAnsi="Times New Roman" w:cs="Times New Roman"/>
+                <w:sz w:val="20"/>
+                <w:szCs w:val="20"/>
+                <w:lang w:val="tr-TR"/>
+              </w:rPr>
+              <w:t xml:space="preserve">Enerji</w:t>
+            </w:r>
+          </w:p>
+        </w:tc>
+        <w:tc>
+          <w:tcPr>
+            <w:tcW w:w="3550" w:type="dxa"/>
+            <w:vAlign w:val="center"/>
+          </w:tcPr>
+          <w:p>
+            <w:pPr>
+              <w:jc w:val="left"/>
+              <w:rPr>
+                <w:rFonts w:ascii="Times New Roman" w:hAnsi="Times New Roman" w:cs="Times New Roman"/>
+                <w:lang w:val="tr-TR"/>
+              </w:rPr>
+            </w:pPr>
+            <w:r>
+              <w:rPr>
+                <w:rFonts w:ascii="Times New Roman" w:hAnsi="Times New Roman" w:cs="Times New Roman"/>
+                <w:sz w:val="20"/>
+                <w:szCs w:val="20"/>
+                <w:lang w:val="tr-TR"/>
+              </w:rPr>
+              <w:t xml:space="preserve">Rüzgâr türbini kanadı ve güneş paneli gibi ürünlerde hafif ve dayanıklı polimer malzemeler</w:t>
+            </w:r>
+          </w:p>
+        </w:tc>
+        <w:tc>
+          <w:tcPr>
+            <w:tcW w:w="3550" w:type="dxa"/>
+            <w:vAlign w:val="center"/>
+          </w:tcPr>
+          <w:p>
+            <w:pPr>
+              <w:jc w:val="left"/>
+              <w:rPr>
+                <w:rFonts w:ascii="Times New Roman" w:hAnsi="Times New Roman" w:cs="Times New Roman"/>
+                <w:lang w:val="tr-TR"/>
+              </w:rPr>
+            </w:pPr>
+            <w:r>
+              <w:rPr>
+                <w:rFonts w:ascii="Times New Roman" w:hAnsi="Times New Roman" w:cs="Times New Roman"/>
+                <w:sz w:val="20"/>
+                <w:szCs w:val="20"/>
+                <w:lang w:val="tr-TR"/>
+              </w:rPr>
+              <w:t xml:space="preserve">Üretim ve kullanım ömrü sonunda oluşan plastik atıkların parçalanması</w:t>
+            </w:r>
+          </w:p>
+        </w:tc>
+      </w:tr>
+      <w:tr>
+        <w:tc>
+          <w:tcPr>
+            <w:tcW w:w="1900" w:type="dxa"/>
+            <w:vAlign w:val="center"/>
+          </w:tcPr>
+          <w:p>
+            <w:pPr>
+              <w:jc w:val="left"/>
+              <w:rPr>
+                <w:rFonts w:ascii="Times New Roman" w:hAnsi="Times New Roman" w:cs="Times New Roman"/>
+                <w:lang w:val="tr-TR"/>
+              </w:rPr>
+            </w:pPr>
+            <w:r>
+              <w:rPr>
+                <w:rFonts w:ascii="Times New Roman" w:hAnsi="Times New Roman" w:cs="Times New Roman"/>
+                <w:sz w:val="20"/>
+                <w:szCs w:val="20"/>
+                <w:lang w:val="tr-TR"/>
+              </w:rPr>
+              <w:t xml:space="preserve">Malzeme bilimi</w:t>
+            </w:r>
+          </w:p>
+        </w:tc>
+        <w:tc>
+          <w:tcPr>
+            <w:tcW w:w="3550" w:type="dxa"/>
+            <w:vAlign w:val="center"/>
+          </w:tcPr>
+          <w:p>
+            <w:pPr>
+              <w:jc w:val="left"/>
+              <w:rPr>
+                <w:rFonts w:ascii="Times New Roman" w:hAnsi="Times New Roman" w:cs="Times New Roman"/>
+                <w:lang w:val="tr-TR"/>
+              </w:rPr>
+            </w:pPr>
+            <w:r>
+              <w:rPr>
+                <w:rFonts w:ascii="Times New Roman" w:hAnsi="Times New Roman" w:cs="Times New Roman"/>
+                <w:sz w:val="20"/>
+                <w:szCs w:val="20"/>
+                <w:lang w:val="tr-TR"/>
+              </w:rPr>
+              <w:t xml:space="preserve">Polimer katkılarla daha hafif ve dayanıklı malzemeler</w:t>
+            </w:r>
+          </w:p>
+        </w:tc>
+        <w:tc>
+          <w:tcPr>
+            <w:tcW w:w="3550" w:type="dxa"/>
+            <w:vAlign w:val="center"/>
+          </w:tcPr>
+          <w:p>
+            <w:pPr>
+              <w:jc w:val="left"/>
+              <w:rPr>
+                <w:rFonts w:ascii="Times New Roman" w:hAnsi="Times New Roman" w:cs="Times New Roman"/>
+                <w:lang w:val="tr-TR"/>
+              </w:rPr>
+            </w:pPr>
+            <w:r>
+              <w:rPr>
+                <w:rFonts w:ascii="Times New Roman" w:hAnsi="Times New Roman" w:cs="Times New Roman"/>
+                <w:sz w:val="20"/>
+                <w:szCs w:val="20"/>
+                <w:lang w:val="tr-TR"/>
+              </w:rPr>
+              <w:t xml:space="preserve">Malzeme yüzeyine yapışan parçacıkların bozunmayı hızlandırması; geri dönüşümü zorlaştırması</w:t>
+            </w:r>
+          </w:p>
+        </w:tc>
+      </w:tr>
+      <w:tr>
+        <w:tc>
+          <w:tcPr>
+            <w:tcW w:w="1900" w:type="dxa"/>
+            <w:vAlign w:val="center"/>
+          </w:tcPr>
+          <w:p>
+            <w:pPr>
+              <w:jc w:val="left"/>
+              <w:rPr>
+                <w:rFonts w:ascii="Times New Roman" w:hAnsi="Times New Roman" w:cs="Times New Roman"/>
+                <w:lang w:val="tr-TR"/>
+              </w:rPr>
+            </w:pPr>
+            <w:r>
+              <w:rPr>
+                <w:rFonts w:ascii="Times New Roman" w:hAnsi="Times New Roman" w:cs="Times New Roman"/>
+                <w:sz w:val="20"/>
+                <w:szCs w:val="20"/>
+                <w:lang w:val="tr-TR"/>
+              </w:rPr>
+              <w:t xml:space="preserve">Kozmetik ve kişisel bakım</w:t>
+            </w:r>
+          </w:p>
+        </w:tc>
+        <w:tc>
+          <w:tcPr>
+            <w:tcW w:w="3550" w:type="dxa"/>
+            <w:vAlign w:val="center"/>
+          </w:tcPr>
+          <w:p>
+            <w:pPr>
+              <w:jc w:val="left"/>
+              <w:rPr>
+                <w:rFonts w:ascii="Times New Roman" w:hAnsi="Times New Roman" w:cs="Times New Roman"/>
+                <w:lang w:val="tr-TR"/>
+              </w:rPr>
+            </w:pPr>
+            <w:r>
+              <w:rPr>
+                <w:rFonts w:ascii="Times New Roman" w:hAnsi="Times New Roman" w:cs="Times New Roman"/>
+                <w:sz w:val="20"/>
+                <w:szCs w:val="20"/>
+                <w:lang w:val="tr-TR"/>
+              </w:rPr>
+              <w:t xml:space="preserve">Ürünlere kıvam, parlaklık ve temizleme özelliği kazandırma</w:t>
+            </w:r>
+          </w:p>
+        </w:tc>
+        <w:tc>
+          <w:tcPr>
+            <w:tcW w:w="3550" w:type="dxa"/>
+            <w:vAlign w:val="center"/>
+          </w:tcPr>
+          <w:p>
+            <w:pPr>
+              <w:jc w:val="left"/>
+              <w:rPr>
+                <w:rFonts w:ascii="Times New Roman" w:hAnsi="Times New Roman" w:cs="Times New Roman"/>
+                <w:lang w:val="tr-TR"/>
+              </w:rPr>
+            </w:pPr>
+            <w:r>
+              <w:rPr>
+                <w:rFonts w:ascii="Times New Roman" w:hAnsi="Times New Roman" w:cs="Times New Roman"/>
+                <w:sz w:val="20"/>
+                <w:szCs w:val="20"/>
+                <w:lang w:val="tr-TR"/>
+              </w:rPr>
+              <w:t xml:space="preserve">Atık sulara karışan mikroboncuklar; gözeneklerin tıkanması ve cilt tahrişi</w:t>
+            </w:r>
+          </w:p>
+        </w:tc>
+      </w:tr>
+    </w:tbl>
+    <w:p>
+      <w:pPr>
+        <w:jc w:val="both"/>
+        <w:rPr>
+          <w:rFonts w:ascii="Times New Roman" w:hAnsi="Times New Roman" w:cs="Times New Roman"/>
+          <w:lang w:val="tr-TR"/>
+        </w:rPr>
+      </w:pPr>
+    </w:p>
+    <w:p>
+      <w:pPr>
+        <w:jc w:val="both"/>
+        <w:rPr>
+          <w:rFonts w:ascii="Times New Roman" w:hAnsi="Times New Roman" w:cs="Times New Roman"/>
+          <w:lang w:val="tr-TR"/>
+        </w:rPr>
+      </w:pPr>
+      <w:r>
+        <w:rPr>
+          <w:rFonts w:ascii="Times New Roman" w:hAnsi="Times New Roman" w:cs="Times New Roman"/>
+          <w:lang w:val="tr-TR"/>
+        </w:rPr>
         <w:t xml:space="preserve">Mikroplastik kirliliğinin azaltılması için tek kullanımlık plastik ürünlerin kullanımının azaltılması, plastik atıkların ayrı toplanarak geri dönüştürülmesi, mikroboncuk içeren ürünlerin tercih edilmemesi, sentetik giysilerin daha az ve dolu makinede yıkanması, maskelerin ve diğer atıkların doğaya atılmaması gibi önlemler alınabilir.</w:t>
       </w:r>
     </w:p>
@@ -1789,7 +2408,7 @@
           <w:bCs/>
           <w:lang w:val="tr-TR"/>
         </w:rPr>
-        <w:t xml:space="preserve">Bilgi Köşesi 3.3.</w:t>
+        <w:t xml:space="preserve">Bilgi Köşesi 3.4.</w:t>
       </w:r>
     </w:p>
     <w:p>
@@ -2186,7 +2805,7 @@
                 <w:rFonts w:ascii="Times New Roman" w:hAnsi="Times New Roman" w:cs="Times New Roman"/>
                 <w:lang w:val="tr-TR"/>
               </w:rPr>
-              <w:t xml:space="preserve">ç) Boyutu genellikle 1 µm’nin altında olan plastik parçacıklar</w:t>
+              <w:t xml:space="preserve">ç) Boyutu genellikle 100 nm’nin altında olan plastik parçacıklar</w:t>
             </w:r>
           </w:p>
         </w:tc>
@@ -2403,6 +3022,56 @@
           <w:lang w:val="tr-TR"/>
         </w:rPr>
         <w:t xml:space="preserve">4. Mikroplastik kirliliğini azaltmak için bireysel olarak alabileceğiniz üç önlem yazınız.</w:t>
+      </w:r>
+    </w:p>
+    <w:p>
+      <w:pPr>
+        <w:ind w:left="720"/>
+        <w:jc w:val="both"/>
+        <w:rPr>
+          <w:rFonts w:ascii="Times New Roman" w:hAnsi="Times New Roman" w:cs="Times New Roman"/>
+          <w:lang w:val="tr-TR"/>
+        </w:rPr>
+      </w:pPr>
+      <w:r>
+        <w:rPr>
+          <w:rFonts w:ascii="Times New Roman" w:hAnsi="Times New Roman" w:cs="Times New Roman"/>
+          <w:lang w:val="tr-TR"/>
+        </w:rPr>
+        <w:t xml:space="preserve">……………………………………………………………………………………………</w:t>
+      </w:r>
+    </w:p>
+    <w:p>
+      <w:pPr>
+        <w:ind w:left="720"/>
+        <w:jc w:val="both"/>
+        <w:rPr>
+          <w:rFonts w:ascii="Times New Roman" w:hAnsi="Times New Roman" w:cs="Times New Roman"/>
+          <w:lang w:val="tr-TR"/>
+        </w:rPr>
+      </w:pPr>
+      <w:r>
+        <w:rPr>
+          <w:rFonts w:ascii="Times New Roman" w:hAnsi="Times New Roman" w:cs="Times New Roman"/>
+          <w:lang w:val="tr-TR"/>
+        </w:rPr>
+        <w:t xml:space="preserve">……………………………………………………………………………………………</w:t>
+      </w:r>
+    </w:p>
+    <w:p>
+      <w:pPr>
+        <w:jc w:val="both"/>
+        <w:rPr>
+          <w:rFonts w:ascii="Times New Roman" w:hAnsi="Times New Roman" w:cs="Times New Roman"/>
+          <w:lang w:val="tr-TR"/>
+        </w:rPr>
+      </w:pPr>
+      <w:r>
+        <w:rPr>
+          <w:rFonts w:ascii="Times New Roman" w:hAnsi="Times New Roman" w:cs="Times New Roman"/>
+          <w:lang w:val="tr-TR"/>
+        </w:rPr>
+        <w:t xml:space="preserve">5. Bir göl ekosisteminde planktonlarla beslenen küçük balıklar, bu balıklarla beslenen büyük balıklar ve büyük balıkları avlayan balıkçıllar bulunmaktadır. Bu canlılardan hangisinin vücudunda daha fazla mikroplastik birikmesi beklenir? Gerekçesiyle açıklayınız.</w:t>
       </w:r>
     </w:p>
     <w:p>

--- a/Kim11-3-3-Mikroplastikler.docx
+++ b/Kim11-3-3-Mikroplastikler.docx
@@ -3371,6 +3371,22 @@
           <w:lang w:val="tr-TR"/>
         </w:rPr>
         <w:t xml:space="preserve">Mikroplastik tanımı için: NOAA (ABD Ulusal Okyanus ve Atmosfer İdaresi) ve Avrupa Kimyasallar Ajansı (ECHA) mikroplastik tanımları.</w:t>
+      </w:r>
+    </w:p>
+    <w:p>
+      <w:pPr>
+        <w:jc w:val="both"/>
+        <w:rPr>
+          <w:rFonts w:ascii="Times New Roman" w:hAnsi="Times New Roman" w:cs="Times New Roman"/>
+          <w:lang w:val="tr-TR"/>
+        </w:rPr>
+      </w:pPr>
+      <w:r>
+        <w:rPr>
+          <w:rFonts w:ascii="Times New Roman" w:hAnsi="Times New Roman" w:cs="Times New Roman"/>
+          <w:lang w:val="tr-TR"/>
+        </w:rPr>
+        <w:t xml:space="preserve">Birincil ve ikincil mikroplastik sınıflandırması için: Boucher ve Friot, Primary Microplastics in the Oceans, IUCN, 2017.</w:t>
       </w:r>
     </w:p>
     <w:sectPr>

--- a/Kim11-3-3-Mikroplastikler.docx
+++ b/Kim11-3-3-Mikroplastikler.docx
@@ -1613,7 +1613,7 @@
           <w:rFonts w:ascii="Times New Roman" w:hAnsi="Times New Roman" w:cs="Times New Roman"/>
           <w:lang w:val="tr-TR"/>
         </w:rPr>
-        <w:t xml:space="preserve">, doğrudan küçük boyutta üretilen ya da ürünlerin kullanımı sırasında küçük parçacıklar hâlinde çevreye salınan plastiklerdir. Bazı kozmetik ve temizlik ürünlerindeki mikroboncuklar, plastik üretiminde ham madde olarak kullanılan küçük plastik granüller ve sentetik kumaşların yıkanması sırasında kopan lifler (mikrofiberler) birincil mikroplastiklere örnektir. </w:t>
+        <w:t xml:space="preserve">, doğrudan küçük boyutta üretilen ya da ürünlerin kullanımı sırasında küçük parçacıklar hâlinde çevreye salınan plastiklerdir. Bazı kozmetik ve temizlik ürünlerindeki mikroboncuklar, plastik eşya üretmek için eritilmeye hazır bekleyen mercimek büyüklüğündeki plastik taneler (pelet) ve sentetik kumaşların yıkanması sırasında kopan lifler (mikrofiberler) birincil mikroplastiklere örnektir. </w:t>
       </w:r>
       <w:r>
         <w:rPr>

--- a/Kim11-3-3-Mikroplastikler.docx
+++ b/Kim11-3-3-Mikroplastikler.docx
@@ -1534,13 +1534,13 @@
           <w:rFonts w:ascii="Times New Roman" w:hAnsi="Times New Roman" w:cs="Times New Roman"/>
           <w:lang w:val="tr-TR"/>
         </w:rPr>
-        <w:t xml:space="preserve">Plastikler, monomer adı verilen küçük moleküllerin birbirine bağlanmasıyla oluşan polimerlerdir. Hafif, dayanıklı, ucuz ve kolay şekil verilebilir olmaları nedeniyle ambalajdan tekstile, tıbbi malzemelerden otomotiv sanayisine kadar birçok alanda kullanılır. Ancak plastiklerin büyük bir kısmı doğada yüzlerce yıl bozunmadan kalabilir. Doğaya atılan plastikler güneşin morötesi ışınları, dalga ve rüzgâr gibi fiziksel etkiler ve sıcaklık değişimleri sonucunda parçalanarak küçülür. Boyutu 5 mm’den küçük, 1 mikrometreden (1 µm = 10</w:t>
+        <w:t xml:space="preserve">Analiz ve Keşif Atölyesi 3.3.’te tek kullanımlık maske örneğinden yola çıkarak plastiklerin doğada zamanla nasıl küçüldüğünü ve bu küçük parçacıkların olası etkilerini araştırdınız. Peki, plastikler neden bu kadar yaygın kullanılır ve doğada neden kolayca yok olmaz? Plastikler, monomer adı verilen küçük moleküllerin birbirine bağlanmasıyla oluşan polimerlerdir. Hafif, dayanıklı, ucuz ve kolay şekil verilebilir olmaları nedeniyle ambalajdan tekstile, tıbbi malzemelerden otomotiv sanayisine kadar birçok alanda kullanılır. Ancak plastiklerin büyük bir kısmı doğada yüzlerce yıl bozunmadan kalabilir. Doğaya atılan plastikler güneşin morötesi ışınları, dalga ve rüzgâr gibi fiziksel etkiler ve sıcaklık değişimleri sonucunda parçalanarak küçülür. Araştırmalarınızda karşılaştığınız bu küçük plastik parçacıklar boyutlarına göre adlandırılır. Boyutu 5 mm’den küçük, 1 mikrometreden (1 µm = 10</w:t>
       </w:r>
       <w:r>
         <w:rPr>
           <w:rFonts w:ascii="Times New Roman" w:hAnsi="Times New Roman" w:cs="Times New Roman"/>
+          <w:lang w:val="tr-TR"/>
           <w:vertAlign w:val="superscript"/>
-          <w:lang w:val="tr-TR"/>
         </w:rPr>
         <w:t xml:space="preserve">-6</w:t>
       </w:r>
@@ -1549,39 +1549,7 @@
           <w:rFonts w:ascii="Times New Roman" w:hAnsi="Times New Roman" w:cs="Times New Roman"/>
           <w:lang w:val="tr-TR"/>
         </w:rPr>
-        <w:t xml:space="preserve"> m = 1000 nm) büyük plastik parçacıklara </w:t>
-      </w:r>
-      <w:r>
-        <w:rPr>
-          <w:rFonts w:ascii="Times New Roman" w:hAnsi="Times New Roman" w:cs="Times New Roman"/>
-          <w:b/>
-          <w:bCs/>
-          <w:lang w:val="tr-TR"/>
-        </w:rPr>
-        <w:t xml:space="preserve">mikroplastik</w:t>
-      </w:r>
-      <w:r>
-        <w:rPr>
-          <w:rFonts w:ascii="Times New Roman" w:hAnsi="Times New Roman" w:cs="Times New Roman"/>
-          <w:lang w:val="tr-TR"/>
-        </w:rPr>
-        <w:t xml:space="preserve"> denir. Daha da küçülerek genellikle 100 nm’nin altına inen plastik parçacıklar ise </w:t>
-      </w:r>
-      <w:r>
-        <w:rPr>
-          <w:rFonts w:ascii="Times New Roman" w:hAnsi="Times New Roman" w:cs="Times New Roman"/>
-          <w:b/>
-          <w:bCs/>
-          <w:lang w:val="tr-TR"/>
-        </w:rPr>
-        <w:t xml:space="preserve">nanoplastik</w:t>
-      </w:r>
-      <w:r>
-        <w:rPr>
-          <w:rFonts w:ascii="Times New Roman" w:hAnsi="Times New Roman" w:cs="Times New Roman"/>
-          <w:lang w:val="tr-TR"/>
-        </w:rPr>
-        <w:t xml:space="preserve"> olarak adlandırılır. Bazı bilimsel kaynaklar 1 µm’den küçük tüm plastik parçacıkları nanoplastik olarak sınıflandırdığından nanoplastik için kullanılan üst sınır kaynaklara göre farklılık gösterebilir.</w:t>
+        <w:t xml:space="preserve"> m = 1000 nm) büyük plastik parçacıklara mikroplastik denir. Daha da küçülerek genellikle 100 nm’nin altına inen plastik parçacıklar ise nanoplastik olarak adlandırılır. Bazı bilimsel kaynaklar 1 µm’den küçük tüm plastik parçacıkları nanoplastik olarak sınıflandırdığından nanoplastik için kullanılan üst sınır kaynaklara göre farklılık gösterebilir.</w:t>
       </w:r>
     </w:p>
     <w:p>
@@ -1597,39 +1565,7 @@
           <w:rFonts w:ascii="Times New Roman" w:hAnsi="Times New Roman" w:cs="Times New Roman"/>
           <w:lang w:val="tr-TR"/>
         </w:rPr>
-        <w:t xml:space="preserve">Mikroplastikler iki şekilde ortaya çıkar. </w:t>
-      </w:r>
-      <w:r>
-        <w:rPr>
-          <w:rFonts w:ascii="Times New Roman" w:hAnsi="Times New Roman" w:cs="Times New Roman"/>
-          <w:b/>
-          <w:bCs/>
-          <w:lang w:val="tr-TR"/>
-        </w:rPr>
-        <w:t xml:space="preserve">Birincil mikroplastikler</w:t>
-      </w:r>
-      <w:r>
-        <w:rPr>
-          <w:rFonts w:ascii="Times New Roman" w:hAnsi="Times New Roman" w:cs="Times New Roman"/>
-          <w:lang w:val="tr-TR"/>
-        </w:rPr>
-        <w:t xml:space="preserve">, doğrudan küçük boyutta üretilen ya da ürünlerin kullanımı sırasında küçük parçacıklar hâlinde çevreye salınan plastiklerdir. Bazı kozmetik ve temizlik ürünlerindeki mikroboncuklar, plastik eşya üretmek için eritilmeye hazır bekleyen mercimek büyüklüğündeki plastik taneler (pelet) ve sentetik kumaşların yıkanması sırasında kopan lifler (mikrofiberler) birincil mikroplastiklere örnektir. </w:t>
-      </w:r>
-      <w:r>
-        <w:rPr>
-          <w:rFonts w:ascii="Times New Roman" w:hAnsi="Times New Roman" w:cs="Times New Roman"/>
-          <w:b/>
-          <w:bCs/>
-          <w:lang w:val="tr-TR"/>
-        </w:rPr>
-        <w:t xml:space="preserve">İkincil mikroplastikler</w:t>
-      </w:r>
-      <w:r>
-        <w:rPr>
-          <w:rFonts w:ascii="Times New Roman" w:hAnsi="Times New Roman" w:cs="Times New Roman"/>
-          <w:lang w:val="tr-TR"/>
-        </w:rPr>
-        <w:t xml:space="preserve"> ise plastik şişe, poşet, ambalaj, balık ağı ve maske gibi büyük plastik atıkların doğada parçalanmasıyla oluşur. Nanoplastikler çoğunlukla mikroplastiklerin zamanla daha da ufalanmasıyla ortaya çıkar. Araç lastiklerinin yolda aşınması da önemli bir mikroplastik kaynağıdır.</w:t>
+        <w:t xml:space="preserve">Peki, sahile atılan bir maskenin parçalanmasıyla oluşan parçacıklar ile bazı yüz temizleme jellerindeki küçük plastik boncuklar çevreye aynı yoldan mı ulaşır? Bu iki örnek karşılaştırıldığında, mikroplastiklerin kaynağına göre gruplandırılabileceği görülür. Mikroplastikler iki şekilde ortaya çıkar. Birincil mikroplastikler, doğrudan küçük boyutta üretilen ya da ürünlerin kullanımı sırasında küçük parçacıklar hâlinde çevreye salınan plastiklerdir. Bazı kozmetik ve temizlik ürünlerindeki mikroboncuklar, plastik eşya üretmek için eritilmeye hazır bekleyen mercimek büyüklüğündeki plastik taneler (pelet) ve sentetik kumaşların yıkanması sırasında kopan lifler (mikrofiberler) birincil mikroplastiklere örnektir. İkincil mikroplastikler ise plastik şişe, poşet, ambalaj, balık ağı ve maske gibi büyük plastik atıkların doğada parçalanmasıyla oluşur. Nanoplastikler çoğunlukla mikroplastiklerin zamanla daha da ufalanmasıyla ortaya çıkar. Araç lastiklerinin yolda aşınması da önemli bir mikroplastik kaynağıdır.</w:t>
       </w:r>
     </w:p>
     <w:tbl>
@@ -1750,7 +1686,7 @@
           <w:rFonts w:ascii="Times New Roman" w:hAnsi="Times New Roman" w:cs="Times New Roman"/>
           <w:lang w:val="tr-TR"/>
         </w:rPr>
-        <w:t xml:space="preserve">Mikroplastik ve nanoplastikler deniz ve tatlı sulardan toprağa, havadan içme suyuna kadar pek çok ortamda tespit edilmiştir. Su canlıları tarafından besin sanılarak yutulan mikroplastikler besin zinciri yoluyla insanlara kadar ulaşabilir. Planktonla beslenen küçük balıkları yiyen büyük balıklar çok sayıda küçük balık tükettiğinden, besin zincirinin üst basamaklarındaki canlılarda plastik parçacıklar ve taşıdıkları kimyasallar daha fazla birikebilir. Topraktaki mikroplastikler toprağın yapısını ve topraktaki faydalı mikroorganizmaları olumsuz etkileyebilir; kirli sularla sulanan bitkilerin kökleri çok küçük parçacıkları alabilir. Plastik parçacıkların yüzeyi, sudaki bazı zararlı kimyasalları ve mikroorganizmaları tutabilir. Ayrıca plastiklerin yapısına katılan bazı katkı maddeleri parçacıklardan çevreye geçebilir. Nanoplastiklerin çok küçük boyutları nedeniyle hücre zarlarından geçebilme olasılığı bulunmaktadır. Mikroplastik ve nanoplastiklerin insan sağlığına uzun süreli etkilerine ilişkin araştırmalar sürmektedir.</w:t>
+        <w:t xml:space="preserve">Atölyenin 3. aşamasında farklı kaynaklardan topladığınız bilgileri karşılaştırdığınızda, plastik parçacıkların yalnızca denizlerde değil pek çok farklı ortamda bulunduğunu fark etmiş olabilirsiniz. Mikroplastik ve nanoplastikler deniz ve tatlı sulardan toprağa, havadan içme suyuna kadar pek çok ortamda tespit edilmiştir. Su canlıları tarafından besin sanılarak yutulan mikroplastikler besin zinciri yoluyla insanlara kadar ulaşabilir. Planktonla beslenen küçük balıkları yiyen büyük balıklar çok sayıda küçük balık tükettiğinden, besin zincirinin üst basamaklarındaki canlılarda plastik parçacıklar ve taşıdıkları kimyasallar daha fazla birikebilir. Topraktaki mikroplastikler toprağın yapısını ve topraktaki faydalı mikroorganizmaları olumsuz etkileyebilir; kirli sularla sulanan bitkilerin kökleri çok küçük parçacıkları alabilir. Plastik parçacıkların yüzeyi, sudaki bazı zararlı kimyasalları ve mikroorganizmaları tutabilir. Ayrıca plastiklerin yapısına katılan bazı katkı maddeleri parçacıklardan çevreye geçebilir. Nanoplastiklerin çok küçük boyutları nedeniyle hücre zarlarından geçebilme olasılığı bulunmaktadır. Mikroplastik ve nanoplastiklerin insan sağlığına uzun süreli etkilerine ilişkin araştırmalar sürmektedir.</w:t>
       </w:r>
     </w:p>
     <w:p>
@@ -1782,7 +1718,7 @@
           <w:rFonts w:ascii="Times New Roman" w:hAnsi="Times New Roman" w:cs="Times New Roman"/>
           <w:lang w:val="tr-TR"/>
         </w:rPr>
-        <w:t xml:space="preserve">Mikroplastik ve nanoplastiklerin farklı alanlara olası etkileri Tablo A’da örneklerle özetlenmiştir.</w:t>
+        <w:t xml:space="preserve">Atölyenin 2. aşamasında araştırma soruları yazdığınız alanlarda mikroplastik ve nanoplastiklerin olası etkileri Tablo A’da örneklerle özetlenmiştir. Tablodaki bilgileri grubunuzun posterinde yer verdiği çıkarımlarla karşılaştırınız.</w:t>
       </w:r>
     </w:p>
     <w:p>
@@ -2386,7 +2322,7 @@
           <w:rFonts w:ascii="Times New Roman" w:hAnsi="Times New Roman" w:cs="Times New Roman"/>
           <w:lang w:val="tr-TR"/>
         </w:rPr>
-        <w:t xml:space="preserve">Mikroplastik kirliliğinin azaltılması için tek kullanımlık plastik ürünlerin kullanımının azaltılması, plastik atıkların ayrı toplanarak geri dönüştürülmesi, mikroboncuk içeren ürünlerin tercih edilmemesi, sentetik giysilerin daha az ve dolu makinede yıkanması, maskelerin ve diğer atıkların doğaya atılmaması gibi önlemler alınabilir.</w:t>
+        <w:t xml:space="preserve">Mikroplastiklerin kaynakları ve çevrede yayılma yolları birlikte düşünüldüğünde, plastik parçacıklar doğaya karıştıktan sonra onları toplamanın neredeyse imkânsız olduğu, bu nedenle kirliliğin en etkili biçimde kaynağında önlenebileceği sonucuna ulaşılabilir. Mikroplastik kirliliğinin azaltılması için tek kullanımlık plastik ürünlerin kullanımının azaltılması, plastik atıkların ayrı toplanarak geri dönüştürülmesi, mikroboncuk içeren ürünlerin tercih edilmemesi, sentetik giysilerin daha az ve dolu makinede yıkanması, maskelerin ve diğer atıkların doğaya atılmaması gibi önlemler alınabilir.</w:t>
       </w:r>
     </w:p>
     <w:p>

--- a/Kim11-3-3-Mikroplastikler.docx
+++ b/Kim11-3-3-Mikroplastikler.docx
@@ -36,7 +36,7 @@
           <w:rFonts w:ascii="Times New Roman" w:hAnsi="Times New Roman" w:cs="Times New Roman"/>
           <w:lang w:val="tr-TR"/>
         </w:rPr>
-        <w:t xml:space="preserve">Pandemi sürecinde milyarlarca tek kullanımlık maske kullanıldı. Bu maskelerin büyük bir kısmı polipropilen adı verilen bir plastikten yapılır (Görsel A). Peki kullandığınız maskelerden plastik parçalar kopabilir mi? Kopan parçalar solunum yoluyla vücudumuza girebilir mi? Sokaklara, denizlere ve ormanlara atılan maskelere zamanla ne olur (Görsel B)? Plastikler doğada güneş ışığı, rüzgâr, dalgalar ve sıcaklık değişimlerinin etkisiyle parçalanarak gözle görülemeyecek kadar küçük parçacıklara dönüşür. Bu parçacıkların etkilerini birlikte sorgulayalım.</w:t>
+        <w:t xml:space="preserve">Pandemi sürecinde milyarlarca tek kullanımlık maske kullanıldı. Bu maskelerin büyük bir kısmı polipropilen adı verilen bir plastikten yapılır (Görsel A). Peki kullandığınız maskelerden plastik parçalar kopabilir mi? Kopan parçalar solunum yoluyla vücudumuza girebilir mi? Sokaklara, denizlere ve ormanlara atılan maskelere zamanla ne olur (Görsel B)? Plastikler doğada güneş ışığı, rüzgâr, dalgalar ve sıcaklık değişimlerinin etkisiyle parçalanarak gözle görülemeyecek kadar küçük parçacıklara dönüşür. Bu parçacıkların etkilerini Analiz ve Keşif Atölyesi 3.3.’teki etkinliği yaparak sorgulayınız. Bu etkinlikte merak ettiğiniz bir konuyu belirleyecek, bu konuya yönelik araştırma soruları soracak, farklı kaynaklardan topladığınız bilgilerin doğruluğunu değerlendirerek çıkarımlar yapacaksınız. Araştırmacı ve sorgulayıcı bir tutumla çalışırken sağlıklı yaşamı ve çevre temizliğini önemseyen, edindiği bilgileri ailesiyle paylaşan sorumlu bir birey olmanın gereklerini de yerine getirmiş olacaksınız.</w:t>
       </w:r>
     </w:p>
     <w:tbl>
@@ -417,7 +417,7 @@
           <w:rFonts w:ascii="Times New Roman" w:hAnsi="Times New Roman" w:cs="Times New Roman"/>
           <w:lang w:val="tr-TR"/>
         </w:rPr>
-        <w:t xml:space="preserve">Tek kullanımlık polipropilen maske örneğinden yola çıkarak mikroplastik ve nanoplastiklerin etkilerine ilişkin merak ettiğiniz bir konuyu yazınız.</w:t>
+        <w:t xml:space="preserve">Tek kullanımlık polipropilen maske örneğinden yola çıkarak mikroplastik ve nanoplastiklerin etkilerine ilişkin merak ettiğiniz bir konuyu belirleyiniz. Konunuzu, neyi öğrenmek istediğinizi açıkça gösterecek biçimde tanımlayarak yazınız.</w:t>
       </w:r>
     </w:p>
     <w:p>
@@ -485,7 +485,7 @@
           <w:rFonts w:ascii="Times New Roman" w:hAnsi="Times New Roman" w:cs="Times New Roman"/>
           <w:lang w:val="tr-TR"/>
         </w:rPr>
-        <w:t xml:space="preserve">Benzer ya da aynı konuyu merak eden arkadaşlarınızla grup oluşturunuz. Grubunuzla mikroplastik ve nanoplastiklerin aşağıdaki alanlara etkilerini tartışarak araştırma sorularınızı yazınız.</w:t>
+        <w:t xml:space="preserve">Benzer ya da aynı konuyu merak eden arkadaşlarınızla grup oluşturunuz. Grubunuzla mikroplastik ve nanoplastiklerin aşağıdaki alanlara etkilerini tartışarak araştırma sorularınızı yazınız. Tartışma sırasında her arkadaşınızın söz almasına fırsat veriniz, farklı bakış açılarını anlamaya çalışınız ve soruları birlikte karar vererek belirleyiniz.</w:t>
       </w:r>
     </w:p>
     <w:tbl>
@@ -861,7 +861,7 @@
           <w:rFonts w:ascii="Times New Roman" w:hAnsi="Times New Roman" w:cs="Times New Roman"/>
           <w:lang w:val="tr-TR"/>
         </w:rPr>
-        <w:t xml:space="preserve">Araştırma sorularınızın cevaplarını bulmak için bilimsel makaleler, resmî kurumların raporları ve güvenilir haber kaynakları gibi farklı kaynaklardan bilgi toplayınız. Kullandığınız kaynakları yazınız.</w:t>
+        <w:t xml:space="preserve">Araştırma sorularınızın cevaplarını bulmak için bilimsel makaleler, resmî kurumların raporları ve güvenilir haber kaynakları gibi farklı kaynaklardan bilgi toplayınız. Kullandığınız kaynakları yazınız. Araştırmanızı grubunuzla iş bölümü yaparak düzenli ve özenli bir şekilde sürdürünüz.</w:t>
       </w:r>
     </w:p>
     <w:p>
@@ -1005,7 +1005,7 @@
           <w:rFonts w:ascii="Times New Roman" w:hAnsi="Times New Roman" w:cs="Times New Roman"/>
           <w:lang w:val="tr-TR"/>
         </w:rPr>
-        <w:t xml:space="preserve">Topladığınız bilgileri kullanarak mikroplastik ve nanoplastiklerin potansiyel faydalarını ve olası olumsuz etkilerini belirleyiniz. Bu olumsuz etkilerin hangi durumlarda daha az olacağına ilişkin tahminlerde bulununuz.</w:t>
+        <w:t xml:space="preserve">Topladığınız bilgileri kullanarak mikroplastik ve nanoplastiklerin potansiyel faydalarını ve olası olumsuz etkilerini belirleyiniz. Bu olumsuz etkilerin hangi durumlarda daha az olacağına ilişkin tahminlerde bulununuz. Tahminlerinizi yaparken bu parçacıklardan etkilenebilecek canlıları ve çevreyi korumak için neler yapılabileceğini de düşününüz.</w:t>
       </w:r>
     </w:p>
     <w:p>
@@ -1077,7 +1077,7 @@
           <w:rFonts w:ascii="Times New Roman" w:hAnsi="Times New Roman" w:cs="Times New Roman"/>
           <w:lang w:val="tr-TR"/>
         </w:rPr>
-        <w:t xml:space="preserve">Mikroplastik ve nanoplastiklerin çevre, sağlık, gıda, enerji, malzeme bilimi, kozmetik ve kişisel bakıma etkileriyle ilgili çıkarımlarınızı yazınız.</w:t>
+        <w:t xml:space="preserve">Doğruluğunu değerlendirdiğiniz bilgileri kullanarak mikroplastik ve nanoplastiklerin çevre, sağlık, gıda, enerji, malzeme bilimi, kozmetik ve kişisel bakıma etkileriyle ilgili çıkarımlar yapınız. Her çıkarımınızın hangi kanıta dayandığını belirtiniz ve kanıtı zayıf olan çıkarımları ayırt ediniz.</w:t>
       </w:r>
     </w:p>
     <w:p>
@@ -1162,7 +1162,7 @@
           <w:rFonts w:ascii="Times New Roman" w:hAnsi="Times New Roman" w:cs="Times New Roman"/>
           <w:lang w:val="tr-TR"/>
         </w:rPr>
-        <w:t xml:space="preserve">Grubunuzla mikroplastik ve nanoplastiklerin olası faydaları ve olumsuz etkileri hakkında bir poster hazırlayınız. Posterinizi arkadaşlarınıza ve ailenize sununuz. Diğer grupların posterlerini karekodda yer alan “Akran Değerlendirme Formu” ile değerlendiriniz.</w:t>
+        <w:t xml:space="preserve">Grubunuzla mikroplastik ve nanoplastiklerin olası faydaları ve olumsuz etkileri hakkında bir poster hazırlayınız. Posterinizi arkadaşlarınıza ve ailenize sununuz; ailenizle evde mikroplastik oluşumunu azaltmak için neler yapabileceğinizi konuşunuz. Diğer grupların posterlerini, olumlu ve olumsuz etkilerin doğru belirlenip belirlenmediğine dikkat ederek karekodda yer alan “Akran Değerlendirme Formu” ile değerlendiriniz.</w:t>
       </w:r>
     </w:p>
     <w:p>

--- a/Kim11-3-3-Mikroplastikler.docx
+++ b/Kim11-3-3-Mikroplastikler.docx
@@ -1077,7 +1077,7 @@
           <w:rFonts w:ascii="Times New Roman" w:hAnsi="Times New Roman" w:cs="Times New Roman"/>
           <w:lang w:val="tr-TR"/>
         </w:rPr>
-        <w:t xml:space="preserve">Doğruluğunu değerlendirdiğiniz bilgileri kullanarak mikroplastik ve nanoplastiklerin çevre, sağlık, gıda, enerji, malzeme bilimi, kozmetik ve kişisel bakıma etkileriyle ilgili çıkarımlar yapınız. Her çıkarımınızın hangi kanıta dayandığını belirtiniz ve kanıtı zayıf olan çıkarımları ayırt ediniz.</w:t>
+        <w:t xml:space="preserve">Doğruluğunu değerlendirdiğiniz bilgilerde farklı kaynaklarda tekrar eden bulguları (örüntüleri) listeleyiniz. Bu örüntülerden yararlanarak mikroplastik ve nanoplastiklerin çevre, sağlık, gıda, enerji, malzeme bilimi, kozmetik ve kişisel bakıma etkileriyle ilgili çıkarımlar yapınız. Her çıkarımınızın hangi kanıta dayandığını belirtiniz ve kanıtı zayıf olan çıkarımları ayırt ediniz.</w:t>
       </w:r>
     </w:p>
     <w:p>
@@ -1305,7 +1305,7 @@
           <w:rFonts w:ascii="Times New Roman" w:hAnsi="Times New Roman" w:cs="Times New Roman"/>
           <w:lang w:val="tr-TR"/>
         </w:rPr>
-        <w:t xml:space="preserve">Ders öncesi ve sonrasında mikroplastik ve nanoplastiklerin çevresel etkileri hakkındaki değişen görüşlerinizi karekodda yer alan “Yansıtma Notu”na yazınız ve bu notu ailenizle paylaşınız.</w:t>
+        <w:t xml:space="preserve">Mikroplastik ve nanoplastiklerin çevresel etkileri hakkındaki görüşlerinizi etkinliğe başlamadan önce ve etkinlik bittikten sonra karekodda yer alan “Yansıtma Notu”na yazınız. Görüşlerinizin nasıl değiştiğini özetleyerek bu notu ailenizle paylaşınız.</w:t>
       </w:r>
     </w:p>
     <w:p>
@@ -1534,7 +1534,7 @@
           <w:rFonts w:ascii="Times New Roman" w:hAnsi="Times New Roman" w:cs="Times New Roman"/>
           <w:lang w:val="tr-TR"/>
         </w:rPr>
-        <w:t xml:space="preserve">Analiz ve Keşif Atölyesi 3.3.’te tek kullanımlık maske örneğinden yola çıkarak plastiklerin doğada zamanla nasıl küçüldüğünü ve bu küçük parçacıkların olası etkilerini araştırdınız. Peki, plastikler neden bu kadar yaygın kullanılır ve doğada neden kolayca yok olmaz? Plastikler, monomer adı verilen küçük moleküllerin birbirine bağlanmasıyla oluşan polimerlerdir. Hafif, dayanıklı, ucuz ve kolay şekil verilebilir olmaları nedeniyle ambalajdan tekstile, tıbbi malzemelerden otomotiv sanayisine kadar birçok alanda kullanılır. Ancak plastiklerin büyük bir kısmı doğada yüzlerce yıl bozunmadan kalabilir. Doğaya atılan plastikler güneşin morötesi ışınları, dalga ve rüzgâr gibi fiziksel etkiler ve sıcaklık değişimleri sonucunda parçalanarak küçülür. Araştırmalarınızda karşılaştığınız bu küçük plastik parçacıklar boyutlarına göre adlandırılır. Boyutu 5 mm’den küçük, 1 mikrometreden (1 µm = 10</w:t>
+        <w:t xml:space="preserve">Analiz ve Keşif Atölyesi 3.3.’te etkilerini araştırdığınız küçük plastik parçacıkların kaynağı, günlük hayatta kullandığımız plastik ürünlerdir. Peki, plastikler neden bu kadar yaygın kullanılır ve doğada neden kolayca yok olmaz? Plastikler, çoğunlukla petrol ve doğal gaz gibi fosil kaynaklardan, bazen de selüloz gibi doğal maddelerden elde edilen sentetik ya da yarı sentetik polimer malzemelerdir. Polimerler, monomer adı verilen küçük moleküllerin çok sayıda birbirine bağlanmasıyla oluşan büyük moleküllerdir. Plastikler hafif, dayanıklı, ucuz ve kolay şekil verilebilir olmaları nedeniyle ambalajdan tekstile, tıbbi malzemelerden otomotiv sanayisine kadar birçok alanda kullanılır. Ancak plastiklerin çoğu mikroorganizmalar tarafından kolayca parçalanamadığı için doğada yüzlerce yıl kalabilir. Örneğin kıyıya atılmış bir pet şişe zamanla gözden kaybolsa da yok olmaz: Güneşin morötesi ışınları polimer zincirlerindeki bazı bağları kırarak plastiği kırılgan hâle getirir; dalgalar, rüzgâr, kum taneleriyle sürtünme ve sıcaklık değişimleri ise kırılganlaşan plastiğin giderek daha küçük parçalara ayrılmasına neden olur. Bu küçük plastik parçacıklar boyutlarına göre adlandırılır. Boyutu 5 mm’den küçük, 1 mikrometreden (1 µm = 10</w:t>
       </w:r>
       <w:r>
         <w:rPr>
@@ -1549,7 +1549,7 @@
           <w:rFonts w:ascii="Times New Roman" w:hAnsi="Times New Roman" w:cs="Times New Roman"/>
           <w:lang w:val="tr-TR"/>
         </w:rPr>
-        <w:t xml:space="preserve"> m = 1000 nm) büyük plastik parçacıklara mikroplastik denir. Daha da küçülerek genellikle 100 nm’nin altına inen plastik parçacıklar ise nanoplastik olarak adlandırılır. Bazı bilimsel kaynaklar 1 µm’den küçük tüm plastik parçacıkları nanoplastik olarak sınıflandırdığından nanoplastik için kullanılan üst sınır kaynaklara göre farklılık gösterebilir.</w:t>
+        <w:t xml:space="preserve"> m = 1000 nm) büyük plastik parçacıklara mikroplastik denir. Boyutu genellikle 100 nm’den küçük olan plastik parçacıklara ise nanoplastik denir. Bazı bilimsel kaynaklar 1 µm’den küçük tüm plastik parçacıkları nanoplastik olarak sınıflandırdığından nanoplastik için kullanılan üst sınır kaynaklara göre farklılık gösterebilir.</w:t>
       </w:r>
     </w:p>
     <w:p>
@@ -1565,7 +1565,7 @@
           <w:rFonts w:ascii="Times New Roman" w:hAnsi="Times New Roman" w:cs="Times New Roman"/>
           <w:lang w:val="tr-TR"/>
         </w:rPr>
-        <w:t xml:space="preserve">Peki, sahile atılan bir maskenin parçalanmasıyla oluşan parçacıklar ile bazı yüz temizleme jellerindeki küçük plastik boncuklar çevreye aynı yoldan mı ulaşır? Bu iki örnek karşılaştırıldığında, mikroplastiklerin kaynağına göre gruplandırılabileceği görülür. Mikroplastikler iki şekilde ortaya çıkar. Birincil mikroplastikler, doğrudan küçük boyutta üretilen ya da ürünlerin kullanımı sırasında küçük parçacıklar hâlinde çevreye salınan plastiklerdir. Bazı kozmetik ve temizlik ürünlerindeki mikroboncuklar, plastik eşya üretmek için eritilmeye hazır bekleyen mercimek büyüklüğündeki plastik taneler (pelet) ve sentetik kumaşların yıkanması sırasında kopan lifler (mikrofiberler) birincil mikroplastiklere örnektir. İkincil mikroplastikler ise plastik şişe, poşet, ambalaj, balık ağı ve maske gibi büyük plastik atıkların doğada parçalanmasıyla oluşur. Nanoplastikler çoğunlukla mikroplastiklerin zamanla daha da ufalanmasıyla ortaya çıkar. Araç lastiklerinin yolda aşınması da önemli bir mikroplastik kaynağıdır.</w:t>
+        <w:t xml:space="preserve">Kıyıdaki pet şişeden kopan parçacıklar ile bazı yüz temizleme jellerindeki küçük plastik boncuklar çevreye farklı yollardan ulaşır. Bu nedenle mikroplastikler kaynaklarına göre iki grupta incelenir. Birincil mikroplastikler, doğrudan küçük boyutta üretilen ya da ürünlerin kullanımı sırasında küçük parçacıklar hâlinde çevreye salınan plastiklerdir. Bazı kozmetik ve temizlik ürünlerindeki mikroboncuklar, plastik eşya üretmek için eritilmeye hazır bekleyen mercimek büyüklüğündeki plastik taneler (pelet), sentetik kumaşların yıkanması sırasında kopan lifler (mikrofiberler) ve araç lastiklerinin yolda aşınmasıyla oluşan parçacıklar birincil mikroplastiklere örnektir. İkincil mikroplastikler ise plastik şişe, poşet, ambalaj ve balık ağı gibi büyük plastik atıkların doğada parçalanmasıyla oluşur. Nanoplastikler çoğunlukla mikroplastiklerin zamanla daha da ufalanmasıyla ortaya çıkar.</w:t>
       </w:r>
     </w:p>
     <w:tbl>
@@ -1686,7 +1686,7 @@
           <w:rFonts w:ascii="Times New Roman" w:hAnsi="Times New Roman" w:cs="Times New Roman"/>
           <w:lang w:val="tr-TR"/>
         </w:rPr>
-        <w:t xml:space="preserve">Atölyenin 3. aşamasında farklı kaynaklardan topladığınız bilgileri karşılaştırdığınızda, plastik parçacıkların yalnızca denizlerde değil pek çok farklı ortamda bulunduğunu fark etmiş olabilirsiniz. Mikroplastik ve nanoplastikler deniz ve tatlı sulardan toprağa, havadan içme suyuna kadar pek çok ortamda tespit edilmiştir. Su canlıları tarafından besin sanılarak yutulan mikroplastikler besin zinciri yoluyla insanlara kadar ulaşabilir. Planktonla beslenen küçük balıkları yiyen büyük balıklar çok sayıda küçük balık tükettiğinden, besin zincirinin üst basamaklarındaki canlılarda plastik parçacıklar ve taşıdıkları kimyasallar daha fazla birikebilir. Topraktaki mikroplastikler toprağın yapısını ve topraktaki faydalı mikroorganizmaları olumsuz etkileyebilir; kirli sularla sulanan bitkilerin kökleri çok küçük parçacıkları alabilir. Plastik parçacıkların yüzeyi, sudaki bazı zararlı kimyasalları ve mikroorganizmaları tutabilir. Ayrıca plastiklerin yapısına katılan bazı katkı maddeleri parçacıklardan çevreye geçebilir. Nanoplastiklerin çok küçük boyutları nedeniyle hücre zarlarından geçebilme olasılığı bulunmaktadır. Mikroplastik ve nanoplastiklerin insan sağlığına uzun süreli etkilerine ilişkin araştırmalar sürmektedir.</w:t>
+        <w:t xml:space="preserve">Mikroplastik ve nanoplastikler deniz ve tatlı sulardan toprağa, havadan içme suyuna kadar pek çok ortamda tespit edilmiştir. Su canlıları tarafından besin sanılarak yutulan mikroplastikler besin zinciri yoluyla insanlara kadar ulaşabilir. Planktonla beslenen küçük balıkları yiyen büyük balıklar çok sayıda küçük balık tükettiğinden, besin zincirinin üst basamaklarındaki canlılarda plastik parçacıklar ve taşıdıkları kimyasallar daha fazla birikebilir. Topraktaki mikroplastikler toprağın yapısını ve topraktaki faydalı mikroorganizmaları olumsuz etkileyebilir; kirli sularla sulanan bitkilerin kökleri çok küçük parçacıkları alabilir. Plastik parçacıkların yüzeyi, sudaki bazı zararlı kimyasalları ve mikroorganizmaları tutabilir. Ayrıca plastiklerin yapısına katılan bazı katkı maddeleri parçacıklardan çevreye geçebilir. Nanoplastiklerin çok küçük boyutları nedeniyle hücre zarlarından geçebilme olasılığı bulunmaktadır. Mikroplastik ve nanoplastiklerin insan sağlığına uzun süreli etkilerine ilişkin araştırmalar sürmektedir.</w:t>
       </w:r>
     </w:p>
     <w:p>
@@ -1718,7 +1718,7 @@
           <w:rFonts w:ascii="Times New Roman" w:hAnsi="Times New Roman" w:cs="Times New Roman"/>
           <w:lang w:val="tr-TR"/>
         </w:rPr>
-        <w:t xml:space="preserve">Atölyenin 2. aşamasında araştırma soruları yazdığınız alanlarda mikroplastik ve nanoplastiklerin olası etkileri Tablo A’da örneklerle özetlenmiştir. Tablodaki bilgileri grubunuzun posterinde yer verdiği çıkarımlarla karşılaştırınız.</w:t>
+        <w:t xml:space="preserve">Mikroplastik ve nanoplastiklerin farklı alanlardaki olası etkileri Tablo A’da örneklerle özetlenmiştir.</w:t>
       </w:r>
     </w:p>
     <w:p>
@@ -1974,7 +1974,7 @@
                 <w:szCs w:val="20"/>
                 <w:lang w:val="tr-TR"/>
               </w:rPr>
-              <w:t xml:space="preserve">Hafif plastik parçaların araçlarda yakıt tüketimini azaltması; geri dönüştürülebilen plastikler</w:t>
+              <w:t xml:space="preserve">Su arıtmada ve suyun yumuşatılmasında kullanılan, yenilenerek tekrar tekrar kullanılabilen iyon değiştirici polimer reçine taneleri</w:t>
             </w:r>
           </w:p>
         </w:tc>
@@ -2048,7 +2048,7 @@
                 <w:szCs w:val="20"/>
                 <w:lang w:val="tr-TR"/>
               </w:rPr>
-              <w:t xml:space="preserve">Plastik ambalajların gıdayı koruyarak israfı azaltması</w:t>
+              <w:t xml:space="preserve">Vitamin ve aroma maddelerinin polimer mikrokapsüller içinde korunarak gıdaya eklenmesi</w:t>
             </w:r>
           </w:p>
         </w:tc>
@@ -2122,7 +2122,7 @@
                 <w:szCs w:val="20"/>
                 <w:lang w:val="tr-TR"/>
               </w:rPr>
-              <w:t xml:space="preserve">Rüzgâr türbini kanadı ve güneş paneli gibi ürünlerde hafif ve dayanıklı polimer malzemeler</w:t>
+              <w:t xml:space="preserve">Lityum iyon pillerde elektrotları birbirinden ayıran mikro gözenekli polimer zarlar ve elektrot taneciklerini bir arada tutan polimer bağlayıcılar</w:t>
             </w:r>
           </w:p>
         </w:tc>
@@ -2196,7 +2196,7 @@
                 <w:szCs w:val="20"/>
                 <w:lang w:val="tr-TR"/>
               </w:rPr>
-              <w:t xml:space="preserve">Polimer katkılarla daha hafif ve dayanıklı malzemeler</w:t>
+              <w:t xml:space="preserve">Plastiklere ve boyalara eklenen polimer mikroparçacıklarla darbeye daha dayanıklı ve hafif malzemeler</w:t>
             </w:r>
           </w:p>
         </w:tc>
@@ -2220,7 +2220,7 @@
                 <w:szCs w:val="20"/>
                 <w:lang w:val="tr-TR"/>
               </w:rPr>
-              <w:t xml:space="preserve">Malzeme yüzeyine yapışan parçacıkların bozunmayı hızlandırması; geri dönüşümü zorlaştırması</w:t>
+              <w:t xml:space="preserve">Kullanım sırasında aşınan polimer kaplama ve malzemelerden çevreye mikroplastik salınması; farklı polimerlerin karıştığı malzemelerin geri dönüşümünün zorlaşması</w:t>
             </w:r>
           </w:p>
         </w:tc>
@@ -2294,7 +2294,7 @@
                 <w:szCs w:val="20"/>
                 <w:lang w:val="tr-TR"/>
               </w:rPr>
-              <w:t xml:space="preserve">Atık sulara karışan mikroboncuklar; gözeneklerin tıkanması ve cilt tahrişi</w:t>
+              <w:t xml:space="preserve">Durulama suyuyla atık sulara karışan mikroboncukların arıtma tesislerinde tamamen tutulamaması; su canlılarınca besin sanılarak yutulması</w:t>
             </w:r>
           </w:p>
         </w:tc>
@@ -2322,7 +2322,7 @@
           <w:rFonts w:ascii="Times New Roman" w:hAnsi="Times New Roman" w:cs="Times New Roman"/>
           <w:lang w:val="tr-TR"/>
         </w:rPr>
-        <w:t xml:space="preserve">Mikroplastiklerin kaynakları ve çevrede yayılma yolları birlikte düşünüldüğünde, plastik parçacıklar doğaya karıştıktan sonra onları toplamanın neredeyse imkânsız olduğu, bu nedenle kirliliğin en etkili biçimde kaynağında önlenebileceği sonucuna ulaşılabilir. Mikroplastik kirliliğinin azaltılması için tek kullanımlık plastik ürünlerin kullanımının azaltılması, plastik atıkların ayrı toplanarak geri dönüştürülmesi, mikroboncuk içeren ürünlerin tercih edilmemesi, sentetik giysilerin daha az ve dolu makinede yıkanması, maskelerin ve diğer atıkların doğaya atılmaması gibi önlemler alınabilir.</w:t>
+        <w:t xml:space="preserve">Mikroplastiklerin kaynakları ve çevrede yayılma yolları birlikte düşünüldüğünde, plastik parçacıklar doğaya karıştıktan sonra onları toplamanın neredeyse imkânsız olduğu, bu nedenle kirliliğin en etkili biçimde kaynağında önlenebileceği sonucuna ulaşılabilir. Mikroplastik kirliliğinin azaltılması için tek kullanımlık plastik ürünlerin kullanımının azaltılması, plastik atıkların ayrı toplanarak geri dönüştürülmesi, mikroboncuk içeren ürünlerin tercih edilmemesi, sentetik giysilerin daha az ve dolu makinede yıkanması, atıkların doğaya atılmaması gibi önlemler alınabilir.</w:t>
       </w:r>
     </w:p>
     <w:p>
@@ -2649,7 +2649,7 @@
                 <w:rFonts w:ascii="Times New Roman" w:hAnsi="Times New Roman" w:cs="Times New Roman"/>
                 <w:lang w:val="tr-TR"/>
               </w:rPr>
-              <w:t xml:space="preserve">b) Ürünlere bilerek küçük boyutta eklenen plastik parçacıklar</w:t>
+              <w:t xml:space="preserve">b) Doğrudan küçük boyutta üretilen ya da ürünlerin kullanımı sırasında küçük parçacıklar hâlinde çevreye salınan plastikler</w:t>
             </w:r>
           </w:p>
         </w:tc>
@@ -2695,7 +2695,7 @@
                 <w:rFonts w:ascii="Times New Roman" w:hAnsi="Times New Roman" w:cs="Times New Roman"/>
                 <w:lang w:val="tr-TR"/>
               </w:rPr>
-              <w:t xml:space="preserve">c) Boyutu 5 mm’den küçük plastik parçacıklar</w:t>
+              <w:t xml:space="preserve">c) Boyutu 5 mm’den küçük, 1 µm’den büyük plastik parçacıklar</w:t>
             </w:r>
           </w:p>
         </w:tc>

--- a/Kim11-3-3-Mikroplastikler.docx
+++ b/Kim11-3-3-Mikroplastikler.docx
@@ -2603,7 +2603,7 @@
                 <w:rFonts w:ascii="Times New Roman" w:hAnsi="Times New Roman" w:cs="Times New Roman"/>
                 <w:lang w:val="tr-TR"/>
               </w:rPr>
-              <w:t xml:space="preserve">a) Büyük plastik atıkların parçalanmasıyla oluşan küçük plastik parçacıklar</w:t>
+              <w:t xml:space="preserve">a. Büyük plastik atıkların parçalanmasıyla oluşan küçük plastik parçacıklar</w:t>
             </w:r>
           </w:p>
         </w:tc>
@@ -2649,7 +2649,7 @@
                 <w:rFonts w:ascii="Times New Roman" w:hAnsi="Times New Roman" w:cs="Times New Roman"/>
                 <w:lang w:val="tr-TR"/>
               </w:rPr>
-              <w:t xml:space="preserve">b) Doğrudan küçük boyutta üretilen ya da ürünlerin kullanımı sırasında küçük parçacıklar hâlinde çevreye salınan plastikler</w:t>
+              <w:t xml:space="preserve">b. Doğrudan küçük boyutta üretilen ya da ürünlerin kullanımı sırasında küçük parçacıklar hâlinde çevreye salınan plastikler</w:t>
             </w:r>
           </w:p>
         </w:tc>
@@ -2695,7 +2695,7 @@
                 <w:rFonts w:ascii="Times New Roman" w:hAnsi="Times New Roman" w:cs="Times New Roman"/>
                 <w:lang w:val="tr-TR"/>
               </w:rPr>
-              <w:t xml:space="preserve">c) Boyutu 5 mm’den küçük, 1 µm’den büyük plastik parçacıklar</w:t>
+              <w:t xml:space="preserve">c. Boyutu 5 mm’den küçük, 1 µm’den büyük plastik parçacıklar</w:t>
             </w:r>
           </w:p>
         </w:tc>
@@ -2741,7 +2741,7 @@
                 <w:rFonts w:ascii="Times New Roman" w:hAnsi="Times New Roman" w:cs="Times New Roman"/>
                 <w:lang w:val="tr-TR"/>
               </w:rPr>
-              <w:t xml:space="preserve">ç) Boyutu genellikle 100 nm’nin altında olan plastik parçacıklar</w:t>
+              <w:t xml:space="preserve">ç. Boyutu genellikle 100 nm’nin altında olan plastik parçacıklar</w:t>
             </w:r>
           </w:p>
         </w:tc>
@@ -2786,7 +2786,7 @@
           <w:rFonts w:ascii="Times New Roman" w:hAnsi="Times New Roman" w:cs="Times New Roman"/>
           <w:lang w:val="tr-TR"/>
         </w:rPr>
-        <w:t xml:space="preserve">a) Polyester bir tişörtün çamaşır makinesinde yıkanması</w:t>
+        <w:t xml:space="preserve">a. Polyester bir tişörtün çamaşır makinesinde yıkanması</w:t>
       </w:r>
     </w:p>
     <w:p>
@@ -2803,7 +2803,7 @@
           <w:rFonts w:ascii="Times New Roman" w:hAnsi="Times New Roman" w:cs="Times New Roman"/>
           <w:lang w:val="tr-TR"/>
         </w:rPr>
-        <w:t xml:space="preserve">b) Cam şişenin geri dönüşüm kutusuna atılması</w:t>
+        <w:t xml:space="preserve">b. Cam şişenin geri dönüşüm kutusuna atılması</w:t>
       </w:r>
     </w:p>
     <w:p>
@@ -2820,7 +2820,7 @@
           <w:rFonts w:ascii="Times New Roman" w:hAnsi="Times New Roman" w:cs="Times New Roman"/>
           <w:lang w:val="tr-TR"/>
         </w:rPr>
-        <w:t xml:space="preserve">c) Sahile atılan plastik şişenin yıllarca güneş altında kalması</w:t>
+        <w:t xml:space="preserve">c. Sahile atılan plastik şişenin yıllarca güneş altında kalması</w:t>
       </w:r>
     </w:p>
     <w:p>
@@ -2837,7 +2837,7 @@
           <w:rFonts w:ascii="Times New Roman" w:hAnsi="Times New Roman" w:cs="Times New Roman"/>
           <w:lang w:val="tr-TR"/>
         </w:rPr>
-        <w:t xml:space="preserve">ç) Araç lastiklerinin yolda aşınması</w:t>
+        <w:t xml:space="preserve">ç. Araç lastiklerinin yolda aşınması</w:t>
       </w:r>
     </w:p>
     <w:p>

--- a/Kim11-3-3-Mikroplastikler.docx
+++ b/Kim11-3-3-Mikroplastikler.docx
@@ -44,24 +44,98 @@
         <w:tblW w:w="9000" w:type="dxa"/>
         <w:jc w:val="center"/>
         <w:tblBorders>
-          <w:top w:val="single" w:sz="8" w:space="0" w:color="7F7F7F"/>
-          <w:left w:val="single" w:sz="8" w:space="0" w:color="7F7F7F"/>
-          <w:bottom w:val="single" w:sz="8" w:space="0" w:color="7F7F7F"/>
-          <w:right w:val="single" w:sz="8" w:space="0" w:color="7F7F7F"/>
+          <w:top w:val="nil"/>
+          <w:left w:val="nil"/>
+          <w:bottom w:val="nil"/>
+          <w:right w:val="nil"/>
+          <w:insideH w:val="nil"/>
+          <w:insideV w:val="nil"/>
         </w:tblBorders>
+        <w:tblLayout w:type="fixed"/>
       </w:tblPr>
       <w:tblGrid>
-        <w:gridCol w:w="9000"/>
+        <w:gridCol w:w="4500"/>
+        <w:gridCol w:w="4500"/>
       </w:tblGrid>
       <w:tr>
         <w:tc>
           <w:tcPr>
-            <w:tcW w:w="9000" w:type="dxa"/>
-            <w:shd w:val="clear" w:color="auto" w:fill="EDEDED"/>
+            <w:tcW w:w="4500" w:type="dxa"/>
           </w:tcPr>
+          <w:tbl>
+            <w:tblPr>
+              <w:tblW w:w="4300" w:type="dxa"/>
+              <w:jc w:val="center"/>
+              <w:tblBorders>
+                <w:top w:val="single" w:sz="8" w:space="0" w:color="7F7F7F"/>
+                <w:left w:val="single" w:sz="8" w:space="0" w:color="7F7F7F"/>
+                <w:bottom w:val="single" w:sz="8" w:space="0" w:color="7F7F7F"/>
+                <w:right w:val="single" w:sz="8" w:space="0" w:color="7F7F7F"/>
+              </w:tblBorders>
+            </w:tblPr>
+            <w:tblGrid>
+              <w:gridCol w:w="4300"/>
+            </w:tblGrid>
+            <w:tr>
+              <w:tc>
+                <w:tcPr>
+                  <w:tcW w:w="4300" w:type="dxa"/>
+                  <w:shd w:val="clear" w:color="auto" w:fill="EDEDED"/>
+                </w:tcPr>
+                <w:p>
+                  <w:pPr>
+                    <w:jc w:val="both"/>
+                    <w:rPr>
+                      <w:rFonts w:ascii="Times New Roman" w:hAnsi="Times New Roman" w:cs="Times New Roman"/>
+                      <w:lang w:val="tr-TR"/>
+                    </w:rPr>
+                  </w:pPr>
+                  <w:r>
+                    <w:rPr>
+                      <w:rFonts w:ascii="Times New Roman" w:hAnsi="Times New Roman" w:cs="Times New Roman"/>
+                      <w:lang w:val="tr-TR"/>
+                    </w:rPr>
+                    <w:t xml:space="preserve">GÖRSEL ALANI (Shutterstock)</w:t>
+                  </w:r>
+                </w:p>
+                <w:p>
+                  <w:pPr>
+                    <w:jc w:val="both"/>
+                    <w:rPr>
+                      <w:rFonts w:ascii="Times New Roman" w:hAnsi="Times New Roman" w:cs="Times New Roman"/>
+                      <w:lang w:val="tr-TR"/>
+                    </w:rPr>
+                  </w:pPr>
+                  <w:r>
+                    <w:rPr>
+                      <w:rFonts w:ascii="Times New Roman" w:hAnsi="Times New Roman" w:cs="Times New Roman"/>
+                      <w:lang w:val="tr-TR"/>
+                    </w:rPr>
+                    <w:t xml:space="preserve">Tarif: Beyaz zemin üzerinde mavi tek kullanımlık cerrahi maske; mümkünse kumaş katmanlarının yakın çekimi.</w:t>
+                  </w:r>
+                </w:p>
+                <w:p>
+                  <w:pPr>
+                    <w:jc w:val="both"/>
+                    <w:rPr>
+                      <w:rFonts w:ascii="Times New Roman" w:hAnsi="Times New Roman" w:cs="Times New Roman"/>
+                      <w:lang w:val="tr-TR"/>
+                    </w:rPr>
+                  </w:pPr>
+                  <w:r>
+                    <w:rPr>
+                      <w:rFonts w:ascii="Times New Roman" w:hAnsi="Times New Roman" w:cs="Times New Roman"/>
+                      <w:lang w:val="tr-TR"/>
+                    </w:rPr>
+                    <w:t xml:space="preserve">Shutter ID: 2789732169 (fotoğraf) — Stacked blue disposable surgical face masks</w:t>
+                  </w:r>
+                </w:p>
+              </w:tc>
+            </w:tr>
+          </w:tbl>
           <w:p>
             <w:pPr>
-              <w:jc w:val="both"/>
+              <w:jc w:val="center"/>
               <w:rPr>
                 <w:rFonts w:ascii="Times New Roman" w:hAnsi="Times New Roman" w:cs="Times New Roman"/>
                 <w:lang w:val="tr-TR"/>
@@ -70,14 +144,99 @@
             <w:r>
               <w:rPr>
                 <w:rFonts w:ascii="Times New Roman" w:hAnsi="Times New Roman" w:cs="Times New Roman"/>
+                <w:b/>
+                <w:bCs/>
                 <w:lang w:val="tr-TR"/>
               </w:rPr>
-              <w:t xml:space="preserve">GÖRSEL ALANI (Shutterstock)</w:t>
+              <w:t xml:space="preserve">Görsel A:</w:t>
+            </w:r>
+            <w:r>
+              <w:rPr>
+                <w:rFonts w:ascii="Times New Roman" w:hAnsi="Times New Roman" w:cs="Times New Roman"/>
+                <w:lang w:val="tr-TR"/>
+              </w:rPr>
+              <w:t xml:space="preserve"> Tek kullanımlık maske</w:t>
             </w:r>
           </w:p>
+        </w:tc>
+        <w:tc>
+          <w:tcPr>
+            <w:tcW w:w="4500" w:type="dxa"/>
+          </w:tcPr>
+          <w:tbl>
+            <w:tblPr>
+              <w:tblW w:w="4300" w:type="dxa"/>
+              <w:jc w:val="center"/>
+              <w:tblBorders>
+                <w:top w:val="single" w:sz="8" w:space="0" w:color="7F7F7F"/>
+                <w:left w:val="single" w:sz="8" w:space="0" w:color="7F7F7F"/>
+                <w:bottom w:val="single" w:sz="8" w:space="0" w:color="7F7F7F"/>
+                <w:right w:val="single" w:sz="8" w:space="0" w:color="7F7F7F"/>
+              </w:tblBorders>
+            </w:tblPr>
+            <w:tblGrid>
+              <w:gridCol w:w="4300"/>
+            </w:tblGrid>
+            <w:tr>
+              <w:tc>
+                <w:tcPr>
+                  <w:tcW w:w="4300" w:type="dxa"/>
+                  <w:shd w:val="clear" w:color="auto" w:fill="EDEDED"/>
+                </w:tcPr>
+                <w:p>
+                  <w:pPr>
+                    <w:jc w:val="both"/>
+                    <w:rPr>
+                      <w:rFonts w:ascii="Times New Roman" w:hAnsi="Times New Roman" w:cs="Times New Roman"/>
+                      <w:lang w:val="tr-TR"/>
+                    </w:rPr>
+                  </w:pPr>
+                  <w:r>
+                    <w:rPr>
+                      <w:rFonts w:ascii="Times New Roman" w:hAnsi="Times New Roman" w:cs="Times New Roman"/>
+                      <w:lang w:val="tr-TR"/>
+                    </w:rPr>
+                    <w:t xml:space="preserve">GÖRSEL ALANI (Shutterstock)</w:t>
+                  </w:r>
+                </w:p>
+                <w:p>
+                  <w:pPr>
+                    <w:jc w:val="both"/>
+                    <w:rPr>
+                      <w:rFonts w:ascii="Times New Roman" w:hAnsi="Times New Roman" w:cs="Times New Roman"/>
+                      <w:lang w:val="tr-TR"/>
+                    </w:rPr>
+                  </w:pPr>
+                  <w:r>
+                    <w:rPr>
+                      <w:rFonts w:ascii="Times New Roman" w:hAnsi="Times New Roman" w:cs="Times New Roman"/>
+                      <w:lang w:val="tr-TR"/>
+                    </w:rPr>
+                    <w:t xml:space="preserve">Tarif: Sahilde kuma ya da kayalara takılmış atılmış tek kullanımlık maske.</w:t>
+                  </w:r>
+                </w:p>
+                <w:p>
+                  <w:pPr>
+                    <w:jc w:val="both"/>
+                    <w:rPr>
+                      <w:rFonts w:ascii="Times New Roman" w:hAnsi="Times New Roman" w:cs="Times New Roman"/>
+                      <w:lang w:val="tr-TR"/>
+                    </w:rPr>
+                  </w:pPr>
+                  <w:r>
+                    <w:rPr>
+                      <w:rFonts w:ascii="Times New Roman" w:hAnsi="Times New Roman" w:cs="Times New Roman"/>
+                      <w:lang w:val="tr-TR"/>
+                    </w:rPr>
+                    <w:t xml:space="preserve">Shutter ID: 2043394475 (fotoğraf) — Discarded single-use face mask on beach</w:t>
+                  </w:r>
+                </w:p>
+              </w:tc>
+            </w:tr>
+          </w:tbl>
           <w:p>
             <w:pPr>
-              <w:jc w:val="both"/>
+              <w:jc w:val="center"/>
               <w:rPr>
                 <w:rFonts w:ascii="Times New Roman" w:hAnsi="Times New Roman" w:cs="Times New Roman"/>
                 <w:lang w:val="tr-TR"/>
@@ -86,169 +245,23 @@
             <w:r>
               <w:rPr>
                 <w:rFonts w:ascii="Times New Roman" w:hAnsi="Times New Roman" w:cs="Times New Roman"/>
+                <w:b/>
+                <w:bCs/>
                 <w:lang w:val="tr-TR"/>
               </w:rPr>
-              <w:t xml:space="preserve">Tarif: Beyaz zemin üzerinde mavi tek kullanımlık cerrahi maske; mümkünse kumaş katmanlarının yakın çekimi.</w:t>
+              <w:t xml:space="preserve">Görsel B:</w:t>
             </w:r>
-          </w:p>
-          <w:p>
-            <w:pPr>
-              <w:jc w:val="both"/>
-              <w:rPr>
-                <w:rFonts w:ascii="Times New Roman" w:hAnsi="Times New Roman" w:cs="Times New Roman"/>
-                <w:lang w:val="tr-TR"/>
-              </w:rPr>
-            </w:pPr>
             <w:r>
               <w:rPr>
                 <w:rFonts w:ascii="Times New Roman" w:hAnsi="Times New Roman" w:cs="Times New Roman"/>
                 <w:lang w:val="tr-TR"/>
               </w:rPr>
-              <w:t xml:space="preserve">Shutter ID: 2789732169 (fotoğraf) — Stacked blue disposable surgical face masks</w:t>
+              <w:t xml:space="preserve"> Kıyıya vurmuş maske</w:t>
             </w:r>
           </w:p>
         </w:tc>
       </w:tr>
     </w:tbl>
-    <w:p>
-      <w:pPr>
-        <w:jc w:val="both"/>
-        <w:rPr>
-          <w:rFonts w:ascii="Times New Roman" w:hAnsi="Times New Roman" w:cs="Times New Roman"/>
-          <w:lang w:val="tr-TR"/>
-        </w:rPr>
-      </w:pPr>
-    </w:p>
-    <w:p>
-      <w:pPr>
-        <w:jc w:val="center"/>
-        <w:rPr>
-          <w:rFonts w:ascii="Times New Roman" w:hAnsi="Times New Roman" w:cs="Times New Roman"/>
-          <w:lang w:val="tr-TR"/>
-        </w:rPr>
-      </w:pPr>
-      <w:r>
-        <w:rPr>
-          <w:rFonts w:ascii="Times New Roman" w:hAnsi="Times New Roman" w:cs="Times New Roman"/>
-          <w:b/>
-          <w:bCs/>
-          <w:lang w:val="tr-TR"/>
-        </w:rPr>
-        <w:t xml:space="preserve">Görsel A:</w:t>
-      </w:r>
-      <w:r>
-        <w:rPr>
-          <w:rFonts w:ascii="Times New Roman" w:hAnsi="Times New Roman" w:cs="Times New Roman"/>
-          <w:lang w:val="tr-TR"/>
-        </w:rPr>
-        <w:t xml:space="preserve"> Tek kullanımlık maske</w:t>
-      </w:r>
-    </w:p>
-    <w:tbl>
-      <w:tblPr>
-        <w:tblW w:w="9000" w:type="dxa"/>
-        <w:jc w:val="center"/>
-        <w:tblBorders>
-          <w:top w:val="single" w:sz="8" w:space="0" w:color="7F7F7F"/>
-          <w:left w:val="single" w:sz="8" w:space="0" w:color="7F7F7F"/>
-          <w:bottom w:val="single" w:sz="8" w:space="0" w:color="7F7F7F"/>
-          <w:right w:val="single" w:sz="8" w:space="0" w:color="7F7F7F"/>
-        </w:tblBorders>
-      </w:tblPr>
-      <w:tblGrid>
-        <w:gridCol w:w="9000"/>
-      </w:tblGrid>
-      <w:tr>
-        <w:tc>
-          <w:tcPr>
-            <w:tcW w:w="9000" w:type="dxa"/>
-            <w:shd w:val="clear" w:color="auto" w:fill="EDEDED"/>
-          </w:tcPr>
-          <w:p>
-            <w:pPr>
-              <w:jc w:val="both"/>
-              <w:rPr>
-                <w:rFonts w:ascii="Times New Roman" w:hAnsi="Times New Roman" w:cs="Times New Roman"/>
-                <w:lang w:val="tr-TR"/>
-              </w:rPr>
-            </w:pPr>
-            <w:r>
-              <w:rPr>
-                <w:rFonts w:ascii="Times New Roman" w:hAnsi="Times New Roman" w:cs="Times New Roman"/>
-                <w:lang w:val="tr-TR"/>
-              </w:rPr>
-              <w:t xml:space="preserve">GÖRSEL ALANI (Shutterstock)</w:t>
-            </w:r>
-          </w:p>
-          <w:p>
-            <w:pPr>
-              <w:jc w:val="both"/>
-              <w:rPr>
-                <w:rFonts w:ascii="Times New Roman" w:hAnsi="Times New Roman" w:cs="Times New Roman"/>
-                <w:lang w:val="tr-TR"/>
-              </w:rPr>
-            </w:pPr>
-            <w:r>
-              <w:rPr>
-                <w:rFonts w:ascii="Times New Roman" w:hAnsi="Times New Roman" w:cs="Times New Roman"/>
-                <w:lang w:val="tr-TR"/>
-              </w:rPr>
-              <w:t xml:space="preserve">Tarif: Sahilde kuma ya da kayalara takılmış atılmış tek kullanımlık maske.</w:t>
-            </w:r>
-          </w:p>
-          <w:p>
-            <w:pPr>
-              <w:jc w:val="both"/>
-              <w:rPr>
-                <w:rFonts w:ascii="Times New Roman" w:hAnsi="Times New Roman" w:cs="Times New Roman"/>
-                <w:lang w:val="tr-TR"/>
-              </w:rPr>
-            </w:pPr>
-            <w:r>
-              <w:rPr>
-                <w:rFonts w:ascii="Times New Roman" w:hAnsi="Times New Roman" w:cs="Times New Roman"/>
-                <w:lang w:val="tr-TR"/>
-              </w:rPr>
-              <w:t xml:space="preserve">Shutter ID: 2043394475 (fotoğraf) — Discarded single-use face mask on beach</w:t>
-            </w:r>
-          </w:p>
-        </w:tc>
-      </w:tr>
-    </w:tbl>
-    <w:p>
-      <w:pPr>
-        <w:jc w:val="both"/>
-        <w:rPr>
-          <w:rFonts w:ascii="Times New Roman" w:hAnsi="Times New Roman" w:cs="Times New Roman"/>
-          <w:lang w:val="tr-TR"/>
-        </w:rPr>
-      </w:pPr>
-    </w:p>
-    <w:p>
-      <w:pPr>
-        <w:jc w:val="center"/>
-        <w:rPr>
-          <w:rFonts w:ascii="Times New Roman" w:hAnsi="Times New Roman" w:cs="Times New Roman"/>
-          <w:lang w:val="tr-TR"/>
-        </w:rPr>
-      </w:pPr>
-      <w:r>
-        <w:rPr>
-          <w:rFonts w:ascii="Times New Roman" w:hAnsi="Times New Roman" w:cs="Times New Roman"/>
-          <w:b/>
-          <w:bCs/>
-          <w:lang w:val="tr-TR"/>
-        </w:rPr>
-        <w:t xml:space="preserve">Görsel B:</w:t>
-      </w:r>
-      <w:r>
-        <w:rPr>
-          <w:rFonts w:ascii="Times New Roman" w:hAnsi="Times New Roman" w:cs="Times New Roman"/>
-          <w:lang w:val="tr-TR"/>
-        </w:rPr>
-        <w:t xml:space="preserve"> Kıyıya vurmuş maske</w:t>
-      </w:r>
-    </w:p>
     <w:p>
       <w:pPr>
         <w:keepNext/>

--- a/Kim11-3-3-Mikroplastikler.docx
+++ b/Kim11-3-3-Mikroplastikler.docx
@@ -1578,7 +1578,7 @@
           <w:rFonts w:ascii="Times New Roman" w:hAnsi="Times New Roman" w:cs="Times New Roman"/>
           <w:lang w:val="tr-TR"/>
         </w:rPr>
-        <w:t xml:space="preserve">Kıyıdaki pet şişeden kopan parçacıklar ile bazı yüz temizleme jellerindeki küçük plastik boncuklar çevreye farklı yollardan ulaşır. Bu nedenle mikroplastikler kaynaklarına göre iki grupta incelenir. Birincil mikroplastikler, doğrudan küçük boyutta üretilen ya da ürünlerin kullanımı sırasında küçük parçacıklar hâlinde çevreye salınan plastiklerdir. Bazı kozmetik ve temizlik ürünlerindeki mikroboncuklar, plastik eşya üretmek için eritilmeye hazır bekleyen mercimek büyüklüğündeki plastik taneler (pelet), sentetik kumaşların yıkanması sırasında kopan lifler (mikrofiberler) ve araç lastiklerinin yolda aşınmasıyla oluşan parçacıklar birincil mikroplastiklere örnektir. İkincil mikroplastikler ise plastik şişe, poşet, ambalaj ve balık ağı gibi büyük plastik atıkların doğada parçalanmasıyla oluşur. Nanoplastikler çoğunlukla mikroplastiklerin zamanla daha da ufalanmasıyla ortaya çıkar.</w:t>
+        <w:t xml:space="preserve">Kıyıdaki pet şişeden kopan parçacıklar ile bazı yüz temizleme jellerindeki küçük plastik boncuklar çevreye farklı yollardan ulaşır. Bu nedenle mikroplastikler kaynaklarına göre iki grupta incelenir. Birincil mikroplastikler, doğrudan küçük boyutta üretilen ya da ürünlerin kullanımı sırasında küçük parçacıklar hâlinde çevreye salınan plastiklerdir. Bazı kozmetik ve temizlik ürünlerindeki mikroboncuklar, plastik eşya üretmek için eritilmeye hazır bekleyen mercimek büyüklüğündeki plastik taneler (pelet), sentetik kumaşların yıkanması sırasında kopan lifler (mikrofiberler) ve araç lastiklerinin yolda aşınmasıyla oluşan parçacıklar birincil mikroplastiklere örnektir (Görsel C). İkincil mikroplastikler ise plastik şişe, poşet, ambalaj ve balık ağı gibi büyük plastik atıkların doğada parçalanmasıyla oluşur. Nanoplastikler çoğunlukla mikroplastiklerin zamanla daha da ufalanmasıyla ortaya çıkar.</w:t>
       </w:r>
     </w:p>
     <w:tbl>

--- a/Kim11-3-3-Mikroplastikler.docx
+++ b/Kim11-3-3-Mikroplastikler.docx
@@ -197,6 +197,45 @@
                       <w:lang w:val="tr-TR"/>
                     </w:rPr>
                     <w:t xml:space="preserve">GÖRSEL ALANI (Shutterstock)</w:t>
+                  </w:r>
+                </w:p>
+                <w:p>
+                  <w:pPr>
+                    <w:jc w:val="center"/>
+                  </w:pPr>
+                  <w:r>
+                    <w:drawing>
+                      <wp:inline xmlns:a="http://schemas.openxmlformats.org/drawingml/2006/main" xmlns:pic="http://schemas.openxmlformats.org/drawingml/2006/picture">
+                        <wp:extent cx="2514158" cy="1845392"/>
+                        <wp:docPr id="900007" name="Picture 900007"/>
+                        <wp:cNvGraphicFramePr>
+                          <a:graphicFrameLocks noChangeAspect="1"/>
+                        </wp:cNvGraphicFramePr>
+                        <a:graphic>
+                          <a:graphicData uri="http://schemas.openxmlformats.org/drawingml/2006/picture">
+                            <pic:pic>
+                              <pic:nvPicPr>
+                                <pic:cNvPr id="0" name="2043394475_d.jpg"/>
+                                <pic:cNvPicPr/>
+                              </pic:nvPicPr>
+                              <pic:blipFill>
+                                <a:blip r:embed="rId11"/>
+                                <a:stretch>
+                                  <a:fillRect/>
+                                </a:stretch>
+                              </pic:blipFill>
+                              <pic:spPr>
+                                <a:xfrm>
+                                  <a:off x="0" y="0"/>
+                                  <a:ext cx="2514158" cy="1845392"/>
+                                </a:xfrm>
+                                <a:prstGeom prst="rect"/>
+                              </pic:spPr>
+                            </pic:pic>
+                          </a:graphicData>
+                        </a:graphic>
+                      </wp:inline>
+                    </w:drawing>
                   </w:r>
                 </w:p>
                 <w:p>
@@ -1615,6 +1654,45 @@
                 <w:lang w:val="tr-TR"/>
               </w:rPr>
               <w:t xml:space="preserve">GÖRSEL ALANI (Shutterstock)</w:t>
+            </w:r>
+          </w:p>
+          <w:p>
+            <w:pPr>
+              <w:jc w:val="center"/>
+            </w:pPr>
+            <w:r>
+              <w:drawing>
+                <wp:inline xmlns:a="http://schemas.openxmlformats.org/drawingml/2006/main" xmlns:pic="http://schemas.openxmlformats.org/drawingml/2006/picture">
+                  <wp:extent cx="4000000" cy="2520000"/>
+                  <wp:docPr id="900008" name="Picture 900008"/>
+                  <wp:cNvGraphicFramePr>
+                    <a:graphicFrameLocks noChangeAspect="1"/>
+                  </wp:cNvGraphicFramePr>
+                  <a:graphic>
+                    <a:graphicData uri="http://schemas.openxmlformats.org/drawingml/2006/picture">
+                      <pic:pic>
+                        <pic:nvPicPr>
+                          <pic:cNvPr id="0" name="2172891977_d.jpg"/>
+                          <pic:cNvPicPr/>
+                        </pic:nvPicPr>
+                        <pic:blipFill>
+                          <a:blip r:embed="rId12"/>
+                          <a:stretch>
+                            <a:fillRect/>
+                          </a:stretch>
+                        </pic:blipFill>
+                        <pic:spPr>
+                          <a:xfrm>
+                            <a:off x="0" y="0"/>
+                            <a:ext cx="4000000" cy="2520000"/>
+                          </a:xfrm>
+                          <a:prstGeom prst="rect"/>
+                        </pic:spPr>
+                      </pic:pic>
+                    </a:graphicData>
+                  </a:graphic>
+                </wp:inline>
+              </w:drawing>
             </w:r>
           </w:p>
           <w:p>

--- a/Kim11-3-3-Mikroplastikler.docx
+++ b/Kim11-3-3-Mikroplastikler.docx
@@ -163,116 +163,60 @@
           <w:tcPr>
             <w:tcW w:w="4500" w:type="dxa"/>
           </w:tcPr>
-          <w:tbl>
-            <w:tblPr>
-              <w:tblW w:w="4300" w:type="dxa"/>
+          <w:p>
+            <w:pPr>
               <w:jc w:val="center"/>
-              <w:tblBorders>
-                <w:top w:val="single" w:sz="8" w:space="0" w:color="7F7F7F"/>
-                <w:left w:val="single" w:sz="8" w:space="0" w:color="7F7F7F"/>
-                <w:bottom w:val="single" w:sz="8" w:space="0" w:color="7F7F7F"/>
-                <w:right w:val="single" w:sz="8" w:space="0" w:color="7F7F7F"/>
-              </w:tblBorders>
-            </w:tblPr>
-            <w:tblGrid>
-              <w:gridCol w:w="4300"/>
-            </w:tblGrid>
-            <w:tr>
-              <w:tc>
-                <w:tcPr>
-                  <w:tcW w:w="4300" w:type="dxa"/>
-                  <w:shd w:val="clear" w:color="auto" w:fill="EDEDED"/>
-                </w:tcPr>
-                <w:p>
-                  <w:pPr>
-                    <w:jc w:val="both"/>
-                    <w:rPr>
-                      <w:rFonts w:ascii="Times New Roman" w:hAnsi="Times New Roman" w:cs="Times New Roman"/>
-                      <w:lang w:val="tr-TR"/>
-                    </w:rPr>
-                  </w:pPr>
-                  <w:r>
-                    <w:rPr>
-                      <w:rFonts w:ascii="Times New Roman" w:hAnsi="Times New Roman" w:cs="Times New Roman"/>
-                      <w:lang w:val="tr-TR"/>
-                    </w:rPr>
-                    <w:t xml:space="preserve">GÖRSEL ALANI (Shutterstock)</w:t>
-                  </w:r>
-                </w:p>
-                <w:p>
-                  <w:pPr>
-                    <w:jc w:val="center"/>
-                  </w:pPr>
-                  <w:r>
-                    <w:drawing>
-                      <wp:inline xmlns:a="http://schemas.openxmlformats.org/drawingml/2006/main" xmlns:pic="http://schemas.openxmlformats.org/drawingml/2006/picture">
-                        <wp:extent cx="2514158" cy="1845392"/>
-                        <wp:docPr id="900007" name="Picture 900007"/>
-                        <wp:cNvGraphicFramePr>
-                          <a:graphicFrameLocks noChangeAspect="1"/>
-                        </wp:cNvGraphicFramePr>
-                        <a:graphic>
-                          <a:graphicData uri="http://schemas.openxmlformats.org/drawingml/2006/picture">
-                            <pic:pic>
-                              <pic:nvPicPr>
-                                <pic:cNvPr id="0" name="2043394475_d.jpg"/>
-                                <pic:cNvPicPr/>
-                              </pic:nvPicPr>
-                              <pic:blipFill>
-                                <a:blip r:embed="rId11"/>
-                                <a:stretch>
-                                  <a:fillRect/>
-                                </a:stretch>
-                              </pic:blipFill>
-                              <pic:spPr>
-                                <a:xfrm>
-                                  <a:off x="0" y="0"/>
-                                  <a:ext cx="2514158" cy="1845392"/>
-                                </a:xfrm>
-                                <a:prstGeom prst="rect"/>
-                              </pic:spPr>
-                            </pic:pic>
-                          </a:graphicData>
-                        </a:graphic>
-                      </wp:inline>
-                    </w:drawing>
-                  </w:r>
-                </w:p>
-                <w:p>
-                  <w:pPr>
-                    <w:jc w:val="both"/>
-                    <w:rPr>
-                      <w:rFonts w:ascii="Times New Roman" w:hAnsi="Times New Roman" w:cs="Times New Roman"/>
-                      <w:lang w:val="tr-TR"/>
-                    </w:rPr>
-                  </w:pPr>
-                  <w:r>
-                    <w:rPr>
-                      <w:rFonts w:ascii="Times New Roman" w:hAnsi="Times New Roman" w:cs="Times New Roman"/>
-                      <w:lang w:val="tr-TR"/>
-                    </w:rPr>
-                    <w:t xml:space="preserve">Tarif: Sahilde kuma ya da kayalara takılmış atılmış tek kullanımlık maske.</w:t>
-                  </w:r>
-                </w:p>
-                <w:p>
-                  <w:pPr>
-                    <w:jc w:val="both"/>
-                    <w:rPr>
-                      <w:rFonts w:ascii="Times New Roman" w:hAnsi="Times New Roman" w:cs="Times New Roman"/>
-                      <w:lang w:val="tr-TR"/>
-                    </w:rPr>
-                  </w:pPr>
-                  <w:r>
-                    <w:rPr>
-                      <w:rFonts w:ascii="Times New Roman" w:hAnsi="Times New Roman" w:cs="Times New Roman"/>
-                      <w:lang w:val="tr-TR"/>
-                    </w:rPr>
-                    <w:t xml:space="preserve">Shutter ID: 2043394475 (fotoğraf) — Discarded single-use face mask on beach</w:t>
-                  </w:r>
-                </w:p>
-              </w:tc>
-            </w:tr>
-          </w:tbl>
+            </w:pPr>
+            <w:r>
+              <w:drawing>
+                <wp:inline xmlns:a="http://schemas.openxmlformats.org/drawingml/2006/main" xmlns:pic="http://schemas.openxmlformats.org/drawingml/2006/picture">
+                  <wp:extent cx="2664000" cy="1955376"/>
+                  <wp:docPr id="900007" name="Picture 900007"/>
+                  <wp:cNvGraphicFramePr>
+                    <a:graphicFrameLocks noChangeAspect="1"/>
+                  </wp:cNvGraphicFramePr>
+                  <a:graphic>
+                    <a:graphicData uri="http://schemas.openxmlformats.org/drawingml/2006/picture">
+                      <pic:pic>
+                        <pic:nvPicPr>
+                          <pic:cNvPr id="0" name="2043394475_d.jpg"/>
+                          <pic:cNvPicPr/>
+                        </pic:nvPicPr>
+                        <pic:blipFill>
+                          <a:blip r:embed="rId11"/>
+                          <a:stretch>
+                            <a:fillRect/>
+                          </a:stretch>
+                        </pic:blipFill>
+                        <pic:spPr>
+                          <a:xfrm>
+                            <a:off x="0" y="0"/>
+                            <a:ext cx="2664000" cy="1955376"/>
+                          </a:xfrm>
+                          <a:prstGeom prst="rect"/>
+                        </pic:spPr>
+                      </pic:pic>
+                    </a:graphicData>
+                  </a:graphic>
+                </wp:inline>
+              </w:drawing>
+            </w:r>
+          </w:p>
+          <w:p>
+            <w:pPr>
+              <w:jc w:val="center"/>
+            </w:pPr>
+            <w:r>
+              <w:rPr>
+                <w:rFonts w:ascii="Times New Roman" w:hAnsi="Times New Roman" w:cs="Times New Roman"/>
+                <w:b/>
+                <w:bCs/>
+                <w:highlight w:val="yellow"/>
+                <w:lang w:val="tr-TR"/>
+              </w:rPr>
+              <w:t xml:space="preserve">Shutter id: 2043394475</w:t>
+            </w:r>
+          </w:p>
           <w:p>
             <w:pPr>
               <w:jc w:val="center"/>
@@ -1620,124 +1564,59 @@
         <w:t xml:space="preserve">Kıyıdaki pet şişeden kopan parçacıklar ile bazı yüz temizleme jellerindeki küçük plastik boncuklar çevreye farklı yollardan ulaşır. Bu nedenle mikroplastikler kaynaklarına göre iki grupta incelenir. Birincil mikroplastikler, doğrudan küçük boyutta üretilen ya da ürünlerin kullanımı sırasında küçük parçacıklar hâlinde çevreye salınan plastiklerdir. Bazı kozmetik ve temizlik ürünlerindeki mikroboncuklar, plastik eşya üretmek için eritilmeye hazır bekleyen mercimek büyüklüğündeki plastik taneler (pelet), sentetik kumaşların yıkanması sırasında kopan lifler (mikrofiberler) ve araç lastiklerinin yolda aşınmasıyla oluşan parçacıklar birincil mikroplastiklere örnektir (Görsel C). İkincil mikroplastikler ise plastik şişe, poşet, ambalaj ve balık ağı gibi büyük plastik atıkların doğada parçalanmasıyla oluşur. Nanoplastikler çoğunlukla mikroplastiklerin zamanla daha da ufalanmasıyla ortaya çıkar.</w:t>
       </w:r>
     </w:p>
-    <w:tbl>
-      <w:tblPr>
-        <w:tblW w:w="9000" w:type="dxa"/>
+    <w:p>
+      <w:pPr>
         <w:jc w:val="center"/>
-        <w:tblBorders>
-          <w:top w:val="single" w:sz="8" w:space="0" w:color="7F7F7F"/>
-          <w:left w:val="single" w:sz="8" w:space="0" w:color="7F7F7F"/>
-          <w:bottom w:val="single" w:sz="8" w:space="0" w:color="7F7F7F"/>
-          <w:right w:val="single" w:sz="8" w:space="0" w:color="7F7F7F"/>
-        </w:tblBorders>
-      </w:tblPr>
-      <w:tblGrid>
-        <w:gridCol w:w="9000"/>
-      </w:tblGrid>
-      <w:tr>
-        <w:tc>
-          <w:tcPr>
-            <w:tcW w:w="9000" w:type="dxa"/>
-            <w:shd w:val="clear" w:color="auto" w:fill="EDEDED"/>
-          </w:tcPr>
-          <w:p>
-            <w:pPr>
-              <w:jc w:val="both"/>
-              <w:rPr>
-                <w:rFonts w:ascii="Times New Roman" w:hAnsi="Times New Roman" w:cs="Times New Roman"/>
-                <w:lang w:val="tr-TR"/>
-              </w:rPr>
-            </w:pPr>
-            <w:r>
-              <w:rPr>
-                <w:rFonts w:ascii="Times New Roman" w:hAnsi="Times New Roman" w:cs="Times New Roman"/>
-                <w:lang w:val="tr-TR"/>
-              </w:rPr>
-              <w:t xml:space="preserve">GÖRSEL ALANI (Shutterstock)</w:t>
-            </w:r>
-          </w:p>
-          <w:p>
-            <w:pPr>
-              <w:jc w:val="center"/>
-            </w:pPr>
-            <w:r>
-              <w:drawing>
-                <wp:inline xmlns:a="http://schemas.openxmlformats.org/drawingml/2006/main" xmlns:pic="http://schemas.openxmlformats.org/drawingml/2006/picture">
-                  <wp:extent cx="4000000" cy="2520000"/>
-                  <wp:docPr id="900008" name="Picture 900008"/>
-                  <wp:cNvGraphicFramePr>
-                    <a:graphicFrameLocks noChangeAspect="1"/>
-                  </wp:cNvGraphicFramePr>
-                  <a:graphic>
-                    <a:graphicData uri="http://schemas.openxmlformats.org/drawingml/2006/picture">
-                      <pic:pic>
-                        <pic:nvPicPr>
-                          <pic:cNvPr id="0" name="2172891977_d.jpg"/>
-                          <pic:cNvPicPr/>
-                        </pic:nvPicPr>
-                        <pic:blipFill>
-                          <a:blip r:embed="rId12"/>
-                          <a:stretch>
-                            <a:fillRect/>
-                          </a:stretch>
-                        </pic:blipFill>
-                        <pic:spPr>
-                          <a:xfrm>
-                            <a:off x="0" y="0"/>
-                            <a:ext cx="4000000" cy="2520000"/>
-                          </a:xfrm>
-                          <a:prstGeom prst="rect"/>
-                        </pic:spPr>
-                      </pic:pic>
-                    </a:graphicData>
-                  </a:graphic>
-                </wp:inline>
-              </w:drawing>
-            </w:r>
-          </w:p>
-          <w:p>
-            <w:pPr>
-              <w:jc w:val="both"/>
-              <w:rPr>
-                <w:rFonts w:ascii="Times New Roman" w:hAnsi="Times New Roman" w:cs="Times New Roman"/>
-                <w:lang w:val="tr-TR"/>
-              </w:rPr>
-            </w:pPr>
-            <w:r>
-              <w:rPr>
-                <w:rFonts w:ascii="Times New Roman" w:hAnsi="Times New Roman" w:cs="Times New Roman"/>
-                <w:lang w:val="tr-TR"/>
-              </w:rPr>
-              <w:t xml:space="preserve">Tarif: Parmak ucunda ya da bir kaşıkta renkli küçük plastik parçacıklar (mikroplastik) yakın çekim.</w:t>
-            </w:r>
-          </w:p>
-          <w:p>
-            <w:pPr>
-              <w:jc w:val="both"/>
-              <w:rPr>
-                <w:rFonts w:ascii="Times New Roman" w:hAnsi="Times New Roman" w:cs="Times New Roman"/>
-                <w:lang w:val="tr-TR"/>
-              </w:rPr>
-            </w:pPr>
-            <w:r>
-              <w:rPr>
-                <w:rFonts w:ascii="Times New Roman" w:hAnsi="Times New Roman" w:cs="Times New Roman"/>
-                <w:lang w:val="tr-TR"/>
-              </w:rPr>
-              <w:t xml:space="preserve">Shutter ID: 2172891977 (fotoğraf) — Micro plastic particles on a human finger</w:t>
-            </w:r>
-          </w:p>
-        </w:tc>
-      </w:tr>
-    </w:tbl>
+      </w:pPr>
+      <w:r>
+        <w:drawing>
+          <wp:inline xmlns:a="http://schemas.openxmlformats.org/drawingml/2006/main" xmlns:pic="http://schemas.openxmlformats.org/drawingml/2006/picture">
+            <wp:extent cx="4000000" cy="2520000"/>
+            <wp:docPr id="900008" name="Picture 900008"/>
+            <wp:cNvGraphicFramePr>
+              <a:graphicFrameLocks noChangeAspect="1"/>
+            </wp:cNvGraphicFramePr>
+            <a:graphic>
+              <a:graphicData uri="http://schemas.openxmlformats.org/drawingml/2006/picture">
+                <pic:pic>
+                  <pic:nvPicPr>
+                    <pic:cNvPr id="0" name="2172891977_d.jpg"/>
+                    <pic:cNvPicPr/>
+                  </pic:nvPicPr>
+                  <pic:blipFill>
+                    <a:blip r:embed="rId12"/>
+                    <a:stretch>
+                      <a:fillRect/>
+                    </a:stretch>
+                  </pic:blipFill>
+                  <pic:spPr>
+                    <a:xfrm>
+                      <a:off x="0" y="0"/>
+                      <a:ext cx="4000000" cy="2520000"/>
+                    </a:xfrm>
+                    <a:prstGeom prst="rect"/>
+                  </pic:spPr>
+                </pic:pic>
+              </a:graphicData>
+            </a:graphic>
+          </wp:inline>
+        </w:drawing>
+      </w:r>
+    </w:p>
     <w:p>
       <w:pPr>
-        <w:jc w:val="both"/>
-        <w:rPr>
-          <w:rFonts w:ascii="Times New Roman" w:hAnsi="Times New Roman" w:cs="Times New Roman"/>
-          <w:lang w:val="tr-TR"/>
-        </w:rPr>
-      </w:pPr>
+        <w:jc w:val="center"/>
+      </w:pPr>
+      <w:r>
+        <w:rPr>
+          <w:rFonts w:ascii="Times New Roman" w:hAnsi="Times New Roman" w:cs="Times New Roman"/>
+          <w:b/>
+          <w:bCs/>
+          <w:highlight w:val="yellow"/>
+          <w:lang w:val="tr-TR"/>
+        </w:rPr>
+        <w:t xml:space="preserve">Shutter id: 2172891977</w:t>
+      </w:r>
     </w:p>
     <w:p>
       <w:pPr>

--- a/Kim11-3-3-Mikroplastikler.docx
+++ b/Kim11-3-3-Mikroplastikler.docx
@@ -62,77 +62,60 @@
           <w:tcPr>
             <w:tcW w:w="4500" w:type="dxa"/>
           </w:tcPr>
-          <w:tbl>
-            <w:tblPr>
-              <w:tblW w:w="4300" w:type="dxa"/>
+          <w:p>
+            <w:pPr>
               <w:jc w:val="center"/>
-              <w:tblBorders>
-                <w:top w:val="single" w:sz="8" w:space="0" w:color="7F7F7F"/>
-                <w:left w:val="single" w:sz="8" w:space="0" w:color="7F7F7F"/>
-                <w:bottom w:val="single" w:sz="8" w:space="0" w:color="7F7F7F"/>
-                <w:right w:val="single" w:sz="8" w:space="0" w:color="7F7F7F"/>
-              </w:tblBorders>
-            </w:tblPr>
-            <w:tblGrid>
-              <w:gridCol w:w="4300"/>
-            </w:tblGrid>
-            <w:tr>
-              <w:tc>
-                <w:tcPr>
-                  <w:tcW w:w="4300" w:type="dxa"/>
-                  <w:shd w:val="clear" w:color="auto" w:fill="EDEDED"/>
-                </w:tcPr>
-                <w:p>
-                  <w:pPr>
-                    <w:jc w:val="both"/>
-                    <w:rPr>
-                      <w:rFonts w:ascii="Times New Roman" w:hAnsi="Times New Roman" w:cs="Times New Roman"/>
-                      <w:lang w:val="tr-TR"/>
-                    </w:rPr>
-                  </w:pPr>
-                  <w:r>
-                    <w:rPr>
-                      <w:rFonts w:ascii="Times New Roman" w:hAnsi="Times New Roman" w:cs="Times New Roman"/>
-                      <w:lang w:val="tr-TR"/>
-                    </w:rPr>
-                    <w:t xml:space="preserve">GÖRSEL ALANI (Shutterstock)</w:t>
-                  </w:r>
-                </w:p>
-                <w:p>
-                  <w:pPr>
-                    <w:jc w:val="both"/>
-                    <w:rPr>
-                      <w:rFonts w:ascii="Times New Roman" w:hAnsi="Times New Roman" w:cs="Times New Roman"/>
-                      <w:lang w:val="tr-TR"/>
-                    </w:rPr>
-                  </w:pPr>
-                  <w:r>
-                    <w:rPr>
-                      <w:rFonts w:ascii="Times New Roman" w:hAnsi="Times New Roman" w:cs="Times New Roman"/>
-                      <w:lang w:val="tr-TR"/>
-                    </w:rPr>
-                    <w:t xml:space="preserve">Tarif: Beyaz zemin üzerinde mavi tek kullanımlık cerrahi maske; mümkünse kumaş katmanlarının yakın çekimi.</w:t>
-                  </w:r>
-                </w:p>
-                <w:p>
-                  <w:pPr>
-                    <w:jc w:val="both"/>
-                    <w:rPr>
-                      <w:rFonts w:ascii="Times New Roman" w:hAnsi="Times New Roman" w:cs="Times New Roman"/>
-                      <w:lang w:val="tr-TR"/>
-                    </w:rPr>
-                  </w:pPr>
-                  <w:r>
-                    <w:rPr>
-                      <w:rFonts w:ascii="Times New Roman" w:hAnsi="Times New Roman" w:cs="Times New Roman"/>
-                      <w:lang w:val="tr-TR"/>
-                    </w:rPr>
-                    <w:t xml:space="preserve">Shutter ID: 2789732169 (fotoğraf) — Stacked blue disposable surgical face masks</w:t>
-                  </w:r>
-                </w:p>
-              </w:tc>
-            </w:tr>
-          </w:tbl>
+            </w:pPr>
+            <w:r>
+              <w:drawing>
+                <wp:inline xmlns:a="http://schemas.openxmlformats.org/drawingml/2006/main" xmlns:pic="http://schemas.openxmlformats.org/drawingml/2006/picture">
+                  <wp:extent cx="2664000" cy="1919856"/>
+                  <wp:docPr id="900009" name="Picture 900009"/>
+                  <wp:cNvGraphicFramePr>
+                    <a:graphicFrameLocks noChangeAspect="1"/>
+                  </wp:cNvGraphicFramePr>
+                  <a:graphic>
+                    <a:graphicData uri="http://schemas.openxmlformats.org/drawingml/2006/picture">
+                      <pic:pic>
+                        <pic:nvPicPr>
+                          <pic:cNvPr id="0" name="2789732169_d.jpg"/>
+                          <pic:cNvPicPr/>
+                        </pic:nvPicPr>
+                        <pic:blipFill>
+                          <a:blip r:embed="rId13"/>
+                          <a:stretch>
+                            <a:fillRect/>
+                          </a:stretch>
+                        </pic:blipFill>
+                        <pic:spPr>
+                          <a:xfrm>
+                            <a:off x="0" y="0"/>
+                            <a:ext cx="2664000" cy="1919856"/>
+                          </a:xfrm>
+                          <a:prstGeom prst="rect"/>
+                        </pic:spPr>
+                      </pic:pic>
+                    </a:graphicData>
+                  </a:graphic>
+                </wp:inline>
+              </w:drawing>
+            </w:r>
+          </w:p>
+          <w:p>
+            <w:pPr>
+              <w:jc w:val="center"/>
+            </w:pPr>
+            <w:r>
+              <w:rPr>
+                <w:rFonts w:ascii="Times New Roman" w:hAnsi="Times New Roman" w:cs="Times New Roman"/>
+                <w:b/>
+                <w:bCs/>
+                <w:highlight w:val="yellow"/>
+                <w:lang w:val="tr-TR"/>
+              </w:rPr>
+              <w:t xml:space="preserve">Shutter id: 2789732169</w:t>
+            </w:r>
+          </w:p>
           <w:p>
             <w:pPr>
               <w:jc w:val="center"/>

--- a/Kim11-3-3-Mikroplastikler.docx
+++ b/Kim11-3-3-Mikroplastikler.docx
@@ -1544,88 +1544,198 @@
           <w:rFonts w:ascii="Times New Roman" w:hAnsi="Times New Roman" w:cs="Times New Roman"/>
           <w:lang w:val="tr-TR"/>
         </w:rPr>
-        <w:t xml:space="preserve">Kıyıdaki pet şişeden kopan parçacıklar ile bazı yüz temizleme jellerindeki küçük plastik boncuklar çevreye farklı yollardan ulaşır. Bu nedenle mikroplastikler kaynaklarına göre iki grupta incelenir. Birincil mikroplastikler, doğrudan küçük boyutta üretilen ya da ürünlerin kullanımı sırasında küçük parçacıklar hâlinde çevreye salınan plastiklerdir. Bazı kozmetik ve temizlik ürünlerindeki mikroboncuklar, plastik eşya üretmek için eritilmeye hazır bekleyen mercimek büyüklüğündeki plastik taneler (pelet), sentetik kumaşların yıkanması sırasında kopan lifler (mikrofiberler) ve araç lastiklerinin yolda aşınmasıyla oluşan parçacıklar birincil mikroplastiklere örnektir (Görsel C). İkincil mikroplastikler ise plastik şişe, poşet, ambalaj ve balık ağı gibi büyük plastik atıkların doğada parçalanmasıyla oluşur. Nanoplastikler çoğunlukla mikroplastiklerin zamanla daha da ufalanmasıyla ortaya çıkar.</w:t>
+        <w:t xml:space="preserve">Kıyıdaki pet şişeden kopan parçacıklar ile bazı yüz temizleme jellerindeki küçük plastik boncuklar çevreye farklı yollardan ulaşır. Bu nedenle mikroplastikler kaynaklarına göre iki grupta incelenir. Birincil mikroplastikler, doğrudan küçük boyutta üretilen ya da ürünlerin kullanımı sırasında küçük parçacıklar hâlinde çevreye salınan plastiklerdir. Bazı kozmetik ve temizlik ürünlerindeki mikroboncuklar, plastik eşya üretmek için eritilmeye hazır bekleyen mercimek büyüklüğündeki plastik taneler (pelet) (Görsel C), sentetik kumaşların yıkanması sırasında kopan lifler (mikrofiberler) ve araç lastiklerinin yolda aşınmasıyla oluşan parçacıklar birincil mikroplastiklere örnektir (Görsel D). İkincil mikroplastikler ise plastik şişe, poşet, ambalaj ve balık ağı gibi büyük plastik atıkların doğada parçalanmasıyla oluşur. Nanoplastikler çoğunlukla mikroplastiklerin zamanla daha da ufalanmasıyla ortaya çıkar.</w:t>
       </w:r>
     </w:p>
-    <w:p>
-      <w:pPr>
+    <w:tbl>
+      <w:tblPr>
+        <w:tblW w:w="9000" w:type="dxa"/>
         <w:jc w:val="center"/>
-      </w:pPr>
-      <w:r>
-        <w:drawing>
-          <wp:inline xmlns:a="http://schemas.openxmlformats.org/drawingml/2006/main" xmlns:pic="http://schemas.openxmlformats.org/drawingml/2006/picture">
-            <wp:extent cx="4000000" cy="2520000"/>
-            <wp:docPr id="900008" name="Picture 900008"/>
-            <wp:cNvGraphicFramePr>
-              <a:graphicFrameLocks noChangeAspect="1"/>
-            </wp:cNvGraphicFramePr>
-            <a:graphic>
-              <a:graphicData uri="http://schemas.openxmlformats.org/drawingml/2006/picture">
-                <pic:pic>
-                  <pic:nvPicPr>
-                    <pic:cNvPr id="0" name="2172891977_d.jpg"/>
-                    <pic:cNvPicPr/>
-                  </pic:nvPicPr>
-                  <pic:blipFill>
-                    <a:blip r:embed="rId12"/>
-                    <a:stretch>
-                      <a:fillRect/>
-                    </a:stretch>
-                  </pic:blipFill>
-                  <pic:spPr>
-                    <a:xfrm>
-                      <a:off x="0" y="0"/>
-                      <a:ext cx="4000000" cy="2520000"/>
-                    </a:xfrm>
-                    <a:prstGeom prst="rect"/>
-                  </pic:spPr>
-                </pic:pic>
-              </a:graphicData>
-            </a:graphic>
-          </wp:inline>
-        </w:drawing>
-      </w:r>
-    </w:p>
-    <w:p>
-      <w:pPr>
-        <w:jc w:val="center"/>
-      </w:pPr>
-      <w:r>
-        <w:rPr>
-          <w:rFonts w:ascii="Times New Roman" w:hAnsi="Times New Roman" w:cs="Times New Roman"/>
-          <w:b/>
-          <w:bCs/>
-          <w:highlight w:val="yellow"/>
-          <w:lang w:val="tr-TR"/>
-        </w:rPr>
-        <w:t xml:space="preserve">Shutter id: 2172891977</w:t>
-      </w:r>
-    </w:p>
-    <w:p>
-      <w:pPr>
-        <w:jc w:val="center"/>
-        <w:rPr>
-          <w:rFonts w:ascii="Times New Roman" w:hAnsi="Times New Roman" w:cs="Times New Roman"/>
-          <w:lang w:val="tr-TR"/>
-        </w:rPr>
-      </w:pPr>
-      <w:r>
-        <w:rPr>
-          <w:rFonts w:ascii="Times New Roman" w:hAnsi="Times New Roman" w:cs="Times New Roman"/>
-          <w:b/>
-          <w:bCs/>
-          <w:lang w:val="tr-TR"/>
-        </w:rPr>
-        <w:t xml:space="preserve">Görsel C:</w:t>
-      </w:r>
-      <w:r>
-        <w:rPr>
-          <w:rFonts w:ascii="Times New Roman" w:hAnsi="Times New Roman" w:cs="Times New Roman"/>
-          <w:lang w:val="tr-TR"/>
-        </w:rPr>
-        <w:t xml:space="preserve"> Mikroplastikler</w:t>
-      </w:r>
-    </w:p>
+        <w:tblBorders>
+          <w:top w:val="nil"/>
+          <w:left w:val="nil"/>
+          <w:bottom w:val="nil"/>
+          <w:right w:val="nil"/>
+          <w:insideH w:val="nil"/>
+          <w:insideV w:val="nil"/>
+        </w:tblBorders>
+        <w:tblLayout w:type="fixed"/>
+      </w:tblPr>
+      <w:tblGrid>
+        <w:gridCol w:w="4500"/>
+        <w:gridCol w:w="4500"/>
+      </w:tblGrid>
+      <w:tr>
+        <w:tc>
+          <w:tcPr>
+            <w:tcW w:w="4500" w:type="dxa"/>
+          </w:tcPr>
+          <w:p>
+            <w:pPr>
+              <w:jc w:val="center"/>
+            </w:pPr>
+            <w:r>
+              <w:drawing>
+                <wp:inline xmlns:a="http://schemas.openxmlformats.org/drawingml/2006/main" xmlns:pic="http://schemas.openxmlformats.org/drawingml/2006/picture">
+                  <wp:extent cx="2628000" cy="1930704"/>
+                  <wp:docPr id="900010" name="Picture 900010"/>
+                  <wp:cNvGraphicFramePr>
+                    <a:graphicFrameLocks noChangeAspect="1"/>
+                  </wp:cNvGraphicFramePr>
+                  <a:graphic>
+                    <a:graphicData uri="http://schemas.openxmlformats.org/drawingml/2006/picture">
+                      <pic:pic>
+                        <pic:nvPicPr>
+                          <pic:cNvPr id="0" name="2748403795_d.jpg"/>
+                          <pic:cNvPicPr/>
+                        </pic:nvPicPr>
+                        <pic:blipFill>
+                          <a:blip r:embed="rId14"/>
+                          <a:stretch>
+                            <a:fillRect/>
+                          </a:stretch>
+                        </pic:blipFill>
+                        <pic:spPr>
+                          <a:xfrm>
+                            <a:off x="0" y="0"/>
+                            <a:ext cx="2628000" cy="1930704"/>
+                          </a:xfrm>
+                          <a:prstGeom prst="rect"/>
+                        </pic:spPr>
+                      </pic:pic>
+                    </a:graphicData>
+                  </a:graphic>
+                </wp:inline>
+              </w:drawing>
+            </w:r>
+          </w:p>
+          <w:p>
+            <w:pPr>
+              <w:jc w:val="center"/>
+            </w:pPr>
+            <w:r>
+              <w:rPr>
+                <w:rFonts w:ascii="Times New Roman" w:hAnsi="Times New Roman" w:cs="Times New Roman"/>
+                <w:b/>
+                <w:bCs/>
+                <w:highlight w:val="yellow"/>
+                <w:lang w:val="tr-TR"/>
+              </w:rPr>
+              <w:t xml:space="preserve">Shutter id: 2748403795</w:t>
+            </w:r>
+          </w:p>
+          <w:p>
+            <w:pPr>
+              <w:jc w:val="center"/>
+              <w:rPr>
+                <w:rFonts w:ascii="Times New Roman" w:hAnsi="Times New Roman" w:cs="Times New Roman"/>
+                <w:lang w:val="tr-TR"/>
+              </w:rPr>
+            </w:pPr>
+            <w:r>
+              <w:rPr>
+                <w:rFonts w:ascii="Times New Roman" w:hAnsi="Times New Roman" w:cs="Times New Roman"/>
+                <w:b/>
+                <w:bCs/>
+                <w:lang w:val="tr-TR"/>
+              </w:rPr>
+              <w:t xml:space="preserve">Görsel C:</w:t>
+            </w:r>
+            <w:r>
+              <w:rPr>
+                <w:rFonts w:ascii="Times New Roman" w:hAnsi="Times New Roman" w:cs="Times New Roman"/>
+                <w:lang w:val="tr-TR"/>
+              </w:rPr>
+              <w:t xml:space="preserve"> Plastik üretiminde kullanılan peletler</w:t>
+            </w:r>
+          </w:p>
+        </w:tc>
+        <w:tc>
+          <w:tcPr>
+            <w:tcW w:w="4500" w:type="dxa"/>
+          </w:tcPr>
+          <w:p>
+            <w:pPr>
+              <w:jc w:val="center"/>
+            </w:pPr>
+            <w:r>
+              <w:drawing>
+                <wp:inline xmlns:a="http://schemas.openxmlformats.org/drawingml/2006/main" xmlns:pic="http://schemas.openxmlformats.org/drawingml/2006/picture">
+                  <wp:extent cx="2628000" cy="1655640"/>
+                  <wp:docPr id="900008" name="Picture 900008"/>
+                  <wp:cNvGraphicFramePr>
+                    <a:graphicFrameLocks noChangeAspect="1"/>
+                  </wp:cNvGraphicFramePr>
+                  <a:graphic>
+                    <a:graphicData uri="http://schemas.openxmlformats.org/drawingml/2006/picture">
+                      <pic:pic>
+                        <pic:nvPicPr>
+                          <pic:cNvPr id="0" name="2172891977_d.jpg"/>
+                          <pic:cNvPicPr/>
+                        </pic:nvPicPr>
+                        <pic:blipFill>
+                          <a:blip r:embed="rId12"/>
+                          <a:stretch>
+                            <a:fillRect/>
+                          </a:stretch>
+                        </pic:blipFill>
+                        <pic:spPr>
+                          <a:xfrm>
+                            <a:off x="0" y="0"/>
+                            <a:ext cx="2628000" cy="1655640"/>
+                          </a:xfrm>
+                          <a:prstGeom prst="rect"/>
+                        </pic:spPr>
+                      </pic:pic>
+                    </a:graphicData>
+                  </a:graphic>
+                </wp:inline>
+              </w:drawing>
+            </w:r>
+          </w:p>
+          <w:p>
+            <w:pPr>
+              <w:jc w:val="center"/>
+            </w:pPr>
+            <w:r>
+              <w:rPr>
+                <w:rFonts w:ascii="Times New Roman" w:hAnsi="Times New Roman" w:cs="Times New Roman"/>
+                <w:b/>
+                <w:bCs/>
+                <w:highlight w:val="yellow"/>
+                <w:lang w:val="tr-TR"/>
+              </w:rPr>
+              <w:t xml:space="preserve">Shutter id: 2172891977</w:t>
+            </w:r>
+          </w:p>
+          <w:p>
+            <w:pPr>
+              <w:jc w:val="center"/>
+              <w:rPr>
+                <w:rFonts w:ascii="Times New Roman" w:hAnsi="Times New Roman" w:cs="Times New Roman"/>
+                <w:lang w:val="tr-TR"/>
+              </w:rPr>
+            </w:pPr>
+            <w:r>
+              <w:rPr>
+                <w:rFonts w:ascii="Times New Roman" w:hAnsi="Times New Roman" w:cs="Times New Roman"/>
+                <w:b/>
+                <w:bCs/>
+                <w:lang w:val="tr-TR"/>
+              </w:rPr>
+              <w:t xml:space="preserve">Görsel D:</w:t>
+            </w:r>
+            <w:r>
+              <w:rPr>
+                <w:rFonts w:ascii="Times New Roman" w:hAnsi="Times New Roman" w:cs="Times New Roman"/>
+                <w:lang w:val="tr-TR"/>
+              </w:rPr>
+              <w:t xml:space="preserve"> Mikroplastikler</w:t>
+            </w:r>
+          </w:p>
+        </w:tc>
+      </w:tr>
+    </w:tbl>
     <w:p>
       <w:pPr>
         <w:jc w:val="both"/>
